--- a/content/embeddings/embeddings-foundations/embeddings-foundations.docx
+++ b/content/embeddings/embeddings-foundations/embeddings-foundations.docx
@@ -1281,45 +1281,51 @@
           <w:rFonts w:ascii="Consolas" w:hAnsi="Consolas"/>
           <w:sz w:val="16"/>
         </w:rPr>
-        <w:t>&lt;svg xmlns="http://www.w3.org/2000/svg" width="760" height="360" viewBox="0 0 760 360" font-family="Inter, Arial, sans-serif"&gt;</w:t>
-        <w:br/>
-        <w:t>&lt;rect width="760" height="360" fill="#f8fafc"/&gt;</w:t>
-        <w:br/>
-        <w:t>&lt;text x="380" y="34" text-anchor="middle" font-size="20" font-weight="700" fill="#0f172a"&gt;Cloud Architecture - Word, Sentence and Document Embedd…&lt;/text&gt;</w:t>
-        <w:br/>
-        <w:t>&lt;rect x="290" y="162" width="180" height="56" rx="12" fill="#0f172a"/&gt;</w:t>
-        <w:br/>
-        <w:t>&lt;text x="380" y="195" text-anchor="middle" font-size="14" font-weight="700" fill="#ffffff"&gt;Embeddings&lt;/text&gt;</w:t>
-        <w:br/>
-        <w:t>&lt;line x1="380" y1="190" x2="380" y2="70" stroke="#94a3b8" stroke-width="2"/&gt;</w:t>
-        <w:br/>
-        <w:t>&lt;rect x="308" y="48" width="144" height="44" rx="10" fill="#ffffff" stroke="#2563eb" stroke-width="2"/&gt;</w:t>
-        <w:br/>
-        <w:t>&lt;text x="380" y="74" text-anchor="middle" font-size="11" fill="#0f172a"&gt;From One-Hot to Dis…&lt;/text&gt;</w:t>
-        <w:br/>
-        <w:t>&lt;line x1="380" y1="190" x2="617" y2="153" stroke="#94a3b8" stroke-width="2"/&gt;</w:t>
-        <w:br/>
-        <w:t>&lt;rect x="545" y="131" width="144" height="44" rx="10" fill="#ffffff" stroke="#7c3aed" stroke-width="2"/&gt;</w:t>
-        <w:br/>
-        <w:t>&lt;text x="617" y="157" text-anchor="middle" font-size="11" fill="#0f172a"&gt;Word, Sentence and …&lt;/text&gt;</w:t>
-        <w:br/>
-        <w:t>&lt;line x1="380" y1="190" x2="526" y2="287" stroke="#94a3b8" stroke-width="2"/&gt;</w:t>
-        <w:br/>
-        <w:t>&lt;rect x="454" y="265" width="144" height="44" rx="10" fill="#ffffff" stroke="#0891b2" stroke-width="2"/&gt;</w:t>
-        <w:br/>
-        <w:t>&lt;text x="526" y="291" text-anchor="middle" font-size="11" fill="#0f172a"&gt;Contrastive Represe…&lt;/text&gt;</w:t>
-        <w:br/>
-        <w:t>&lt;line x1="380" y1="190" x2="234" y2="287" stroke="#94a3b8" stroke-width="2"/&gt;</w:t>
-        <w:br/>
-        <w:t>&lt;rect x="162" y="265" width="144" height="44" rx="10" fill="#ffffff" stroke="#059669" stroke-width="2"/&gt;</w:t>
-        <w:br/>
-        <w:t>&lt;text x="234" y="291" text-anchor="middle" font-size="11" fill="#0f172a"&gt;Similarity Metrics …&lt;/text&gt;</w:t>
-        <w:br/>
-        <w:t>&lt;line x1="380" y1="190" x2="143" y2="153" stroke="#94a3b8" stroke-width="2"/&gt;</w:t>
-        <w:br/>
-        <w:t>&lt;rect x="71" y="131" width="144" height="44" rx="10" fill="#ffffff" stroke="#d97706" stroke-width="2"/&gt;</w:t>
-        <w:br/>
-        <w:t>&lt;text x="143" y="157" text-anchor="middle" font-size="11" fill="#0f172a"&gt;Multimodal and Cros…&lt;/text&gt;</w:t>
+        <w:t>&lt;svg xmlns="http://www.w3.org/2000/svg" width="760" height="380" viewBox="0 0 760 380" font-family="Inter, Segoe UI, Arial, sans-serif"&gt;</w:t>
+        <w:br/>
+        <w:t>&lt;defs&gt;&lt;marker id="arrow" markerWidth="10" markerHeight="10" refX="8" refY="3" orient="auto" markerUnits="strokeWidth"&gt;&lt;path d="M0,0 L8,3 L0,6 z" fill="#94a3b8"/&gt;&lt;/marker&gt;&lt;marker id="arrowA" markerWidth="10" markerHeight="10" refX="8" refY="3" orient="auto" markerUnits="strokeWidth"&gt;&lt;path d="M0,0 L8,3 L0,6 z" fill="#4338ca"/&gt;&lt;/marker&gt;&lt;/defs&gt;</w:t>
+        <w:br/>
+        <w:t>&lt;rect width="760" height="380" rx="12" fill="#f8fafc"/&gt;</w:t>
+        <w:br/>
+        <w:t>&lt;text x="380" y="30" text-anchor="middle" font-size="17" font-weight="700" fill="#0f172a"&gt;Cloud Architecture - Word, Sentence and Document Embeddings&lt;/text&gt;</w:t>
+        <w:br/>
+        <w:t>&lt;rect x="30" y="48" width="700" height="96" rx="12" fill="#eef2ff" stroke="#e2e8f0"/&gt;</w:t>
+        <w:br/>
+        <w:t>&lt;text x="44" y="66" font-size="11" font-weight="700" fill="#475569"&gt;Consumers&lt;/text&gt;</w:t>
+        <w:br/>
+        <w:t>&lt;rect x="44" y="78" width="150" height="48" rx="10" fill="#ffffff" stroke="#4338ca" stroke-width="2"/&gt;&lt;text x="119.0" y="105.74" text-anchor="middle" font-size="11" font-weight="600" fill="#0f172a"&gt;Users / Apps&lt;/text&gt;</w:t>
+        <w:br/>
+        <w:t>&lt;rect x="208" y="78" width="150" height="48" rx="10" fill="#ffffff" stroke="#7c3aed" stroke-width="2"/&gt;&lt;text x="283.0" y="105.74" text-anchor="middle" font-size="11" font-weight="600" fill="#0f172a"&gt;API Clients&lt;/text&gt;</w:t>
+        <w:br/>
+        <w:t>&lt;rect x="30" y="166" width="700" height="96" rx="12" fill="#f5f3ff" stroke="#e2e8f0"/&gt;</w:t>
+        <w:br/>
+        <w:t>&lt;text x="44" y="184" font-size="11" font-weight="700" fill="#475569"&gt;Embeddings Platform&lt;/text&gt;</w:t>
+        <w:br/>
+        <w:t>&lt;rect x="44.0" y="196" width="122.8" height="48" rx="10" fill="#ffffff" stroke="#7c3aed" stroke-width="2"/&gt;&lt;text x="105.4" y="223.74" text-anchor="middle" font-size="11" font-weight="600" fill="#0f172a"&gt;Gateway&lt;/text&gt;</w:t>
+        <w:br/>
+        <w:t>&lt;rect x="180.8" y="196" width="122.8" height="48" rx="10" fill="#ffffff" stroke="#0891b2" stroke-width="2"/&gt;&lt;text x="242.20000000000002" y="223.74" text-anchor="middle" font-size="11" font-weight="600" fill="#0f172a"&gt;From One-Hot to Di…&lt;/text&gt;</w:t>
+        <w:br/>
+        <w:t>&lt;rect x="317.6" y="196" width="122.8" height="48" rx="10" fill="#ffffff" stroke="#059669" stroke-width="2"/&gt;&lt;text x="379.0" y="223.74" text-anchor="middle" font-size="11" font-weight="600" fill="#0f172a"&gt;Word, Sentence and…&lt;/text&gt;</w:t>
+        <w:br/>
+        <w:t>&lt;rect x="454.40000000000003" y="196" width="122.8" height="48" rx="10" fill="#ffffff" stroke="#d97706" stroke-width="2"/&gt;&lt;text x="515.8000000000001" y="223.74" text-anchor="middle" font-size="11" font-weight="600" fill="#0f172a"&gt;Contrastive Repres…&lt;/text&gt;</w:t>
+        <w:br/>
+        <w:t>&lt;rect x="591.2" y="196" width="122.8" height="48" rx="10" fill="#ffffff" stroke="#dc2626" stroke-width="2"/&gt;&lt;text x="652.6" y="223.74" text-anchor="middle" font-size="11" font-weight="600" fill="#0f172a"&gt;Similarity Metrics…&lt;/text&gt;</w:t>
+        <w:br/>
+        <w:t>&lt;rect x="30" y="284" width="700" height="96" rx="12" fill="#ecfeff" stroke="#e2e8f0"/&gt;</w:t>
+        <w:br/>
+        <w:t>&lt;text x="44" y="302" font-size="11" font-weight="700" fill="#475569"&gt;Data &amp;amp; Operations&lt;/text&gt;</w:t>
+        <w:br/>
+        <w:t>&lt;rect x="44" y="314" width="150" height="48" rx="10" fill="#ffffff" stroke="#0891b2" stroke-width="2"/&gt;&lt;text x="119.0" y="341.74" text-anchor="middle" font-size="11" font-weight="600" fill="#0f172a"&gt;Primary Store&lt;/text&gt;</w:t>
+        <w:br/>
+        <w:t>&lt;rect x="208" y="314" width="150" height="48" rx="10" fill="#ffffff" stroke="#059669" stroke-width="2"/&gt;&lt;text x="283.0" y="341.74" text-anchor="middle" font-size="11" font-weight="600" fill="#0f172a"&gt;Vector Index&lt;/text&gt;</w:t>
+        <w:br/>
+        <w:t>&lt;rect x="372" y="314" width="150" height="48" rx="10" fill="#ffffff" stroke="#d97706" stroke-width="2"/&gt;&lt;text x="447.0" y="341.74" text-anchor="middle" font-size="11" font-weight="600" fill="#0f172a"&gt;Observability&lt;/text&gt;</w:t>
+        <w:br/>
+        <w:t>&lt;rect x="536" y="314" width="150" height="48" rx="10" fill="#ffffff" stroke="#dc2626" stroke-width="2"/&gt;&lt;text x="611.0" y="341.74" text-anchor="middle" font-size="11" font-weight="600" fill="#0f172a"&gt;Security&lt;/text&gt;</w:t>
+        <w:br/>
+        <w:t>&lt;line x1="380.0" y1="126" x2="380.0" y2="196" stroke="#4338ca" stroke-width="2" marker-end="url(#arrowA)"/&gt;</w:t>
+        <w:br/>
+        <w:t>&lt;line x1="380.0" y1="244" x2="380.0" y2="314" stroke="#4338ca" stroke-width="2" marker-end="url(#arrowA)"/&gt;</w:t>
         <w:br/>
         <w:t>&lt;/svg&gt;</w:t>
       </w:r>
@@ -1346,45 +1352,39 @@
           <w:rFonts w:ascii="Consolas" w:hAnsi="Consolas"/>
           <w:sz w:val="16"/>
         </w:rPr>
-        <w:t>&lt;svg xmlns="http://www.w3.org/2000/svg" width="760" height="360" viewBox="0 0 760 360" font-family="Inter, Arial, sans-serif"&gt;</w:t>
-        <w:br/>
-        <w:t>&lt;rect width="760" height="360" fill="#f8fafc"/&gt;</w:t>
-        <w:br/>
-        <w:t>&lt;text x="380" y="34" text-anchor="middle" font-size="20" font-weight="700" fill="#0f172a"&gt;Data Lineage - Word, Sentence and Document Embeddings&lt;/text&gt;</w:t>
-        <w:br/>
-        <w:t>&lt;rect x="290" y="162" width="180" height="56" rx="12" fill="#0f172a"/&gt;</w:t>
-        <w:br/>
-        <w:t>&lt;text x="380" y="195" text-anchor="middle" font-size="14" font-weight="700" fill="#ffffff"&gt;Embeddings&lt;/text&gt;</w:t>
-        <w:br/>
-        <w:t>&lt;line x1="380" y1="190" x2="380" y2="70" stroke="#94a3b8" stroke-width="2"/&gt;</w:t>
-        <w:br/>
-        <w:t>&lt;rect x="308" y="48" width="144" height="44" rx="10" fill="#ffffff" stroke="#2563eb" stroke-width="2"/&gt;</w:t>
-        <w:br/>
-        <w:t>&lt;text x="380" y="74" text-anchor="middle" font-size="11" fill="#0f172a"&gt;From One-Hot to Dis…&lt;/text&gt;</w:t>
-        <w:br/>
-        <w:t>&lt;line x1="380" y1="190" x2="617" y2="153" stroke="#94a3b8" stroke-width="2"/&gt;</w:t>
-        <w:br/>
-        <w:t>&lt;rect x="545" y="131" width="144" height="44" rx="10" fill="#ffffff" stroke="#7c3aed" stroke-width="2"/&gt;</w:t>
-        <w:br/>
-        <w:t>&lt;text x="617" y="157" text-anchor="middle" font-size="11" fill="#0f172a"&gt;Word, Sentence and …&lt;/text&gt;</w:t>
-        <w:br/>
-        <w:t>&lt;line x1="380" y1="190" x2="526" y2="287" stroke="#94a3b8" stroke-width="2"/&gt;</w:t>
-        <w:br/>
-        <w:t>&lt;rect x="454" y="265" width="144" height="44" rx="10" fill="#ffffff" stroke="#0891b2" stroke-width="2"/&gt;</w:t>
-        <w:br/>
-        <w:t>&lt;text x="526" y="291" text-anchor="middle" font-size="11" fill="#0f172a"&gt;Contrastive Represe…&lt;/text&gt;</w:t>
-        <w:br/>
-        <w:t>&lt;line x1="380" y1="190" x2="234" y2="287" stroke="#94a3b8" stroke-width="2"/&gt;</w:t>
-        <w:br/>
-        <w:t>&lt;rect x="162" y="265" width="144" height="44" rx="10" fill="#ffffff" stroke="#059669" stroke-width="2"/&gt;</w:t>
-        <w:br/>
-        <w:t>&lt;text x="234" y="291" text-anchor="middle" font-size="11" fill="#0f172a"&gt;Similarity Metrics …&lt;/text&gt;</w:t>
-        <w:br/>
-        <w:t>&lt;line x1="380" y1="190" x2="143" y2="153" stroke="#94a3b8" stroke-width="2"/&gt;</w:t>
-        <w:br/>
-        <w:t>&lt;rect x="71" y="131" width="144" height="44" rx="10" fill="#ffffff" stroke="#d97706" stroke-width="2"/&gt;</w:t>
-        <w:br/>
-        <w:t>&lt;text x="143" y="157" text-anchor="middle" font-size="11" fill="#0f172a"&gt;Multimodal and Cros…&lt;/text&gt;</w:t>
+        <w:t>&lt;svg xmlns="http://www.w3.org/2000/svg" width="760" height="380" viewBox="0 0 760 380" font-family="Inter, Segoe UI, Arial, sans-serif"&gt;</w:t>
+        <w:br/>
+        <w:t>&lt;defs&gt;&lt;marker id="arrow" markerWidth="10" markerHeight="10" refX="8" refY="3" orient="auto" markerUnits="strokeWidth"&gt;&lt;path d="M0,0 L8,3 L0,6 z" fill="#94a3b8"/&gt;&lt;/marker&gt;&lt;marker id="arrowA" markerWidth="10" markerHeight="10" refX="8" refY="3" orient="auto" markerUnits="strokeWidth"&gt;&lt;path d="M0,0 L8,3 L0,6 z" fill="#4338ca"/&gt;&lt;/marker&gt;&lt;/defs&gt;</w:t>
+        <w:br/>
+        <w:t>&lt;rect width="760" height="380" rx="12" fill="#f8fafc"/&gt;</w:t>
+        <w:br/>
+        <w:t>&lt;text x="380" y="30" text-anchor="middle" font-size="17" font-weight="700" fill="#0f172a"&gt;Data Lineage - Word, Sentence and Document Embeddings&lt;/text&gt;</w:t>
+        <w:br/>
+        <w:t>&lt;rect x="40.0" y="166.0" width="104" height="60" rx="10" fill="#ffffff" stroke="#4338ca" stroke-width="2"/&gt;&lt;text x="92.0" y="200.08" text-anchor="middle" font-size="12" font-weight="600" fill="#0f172a"&gt;Source&lt;/text&gt;</w:t>
+        <w:br/>
+        <w:t>&lt;rect x="155.2" y="166.0" width="104" height="60" rx="10" fill="#ffffff" stroke="#7c3aed" stroke-width="2"/&gt;&lt;text x="207.2" y="200.08" text-anchor="middle" font-size="12" font-weight="600" fill="#0f172a"&gt;Raw&lt;/text&gt;</w:t>
+        <w:br/>
+        <w:t>&lt;line x1="144.0" y1="196.0" x2="155.2" y2="196.0" stroke="#4338ca" stroke-width="2" marker-end="url(#arrowA)"/&gt;</w:t>
+        <w:br/>
+        <w:t>&lt;rect x="270.4" y="166.0" width="104" height="60" rx="10" fill="#ffffff" stroke="#0891b2" stroke-width="2"/&gt;&lt;text x="322.4" y="200.08" text-anchor="middle" font-size="12" font-weight="600" fill="#0f172a"&gt;Curated&lt;/text&gt;</w:t>
+        <w:br/>
+        <w:t>&lt;line x1="259.2" y1="196.0" x2="270.4" y2="196.0" stroke="#4338ca" stroke-width="2" marker-end="url(#arrowA)"/&gt;</w:t>
+        <w:br/>
+        <w:t>&lt;rect x="385.6" y="166.0" width="104" height="60" rx="10" fill="#ffffff" stroke="#059669" stroke-width="2"/&gt;&lt;text x="437.6" y="200.08" text-anchor="middle" font-size="12" font-weight="600" fill="#0f172a"&gt;Feature&lt;/text&gt;</w:t>
+        <w:br/>
+        <w:t>&lt;line x1="374.4" y1="196.0" x2="385.6" y2="196.0" stroke="#4338ca" stroke-width="2" marker-end="url(#arrowA)"/&gt;</w:t>
+        <w:br/>
+        <w:t>&lt;rect x="500.8" y="166.0" width="104" height="60" rx="10" fill="#ffffff" stroke="#d97706" stroke-width="2"/&gt;&lt;text x="552.8" y="200.08" text-anchor="middle" font-size="12" font-weight="600" fill="#0f172a"&gt;Model&lt;/text&gt;</w:t>
+        <w:br/>
+        <w:t>&lt;line x1="489.6" y1="196.0" x2="500.8" y2="196.0" stroke="#4338ca" stroke-width="2" marker-end="url(#arrowA)"/&gt;</w:t>
+        <w:br/>
+        <w:t>&lt;rect x="616.0" y="166.0" width="104" height="60" rx="10" fill="#ffffff" stroke="#dc2626" stroke-width="2"/&gt;&lt;text x="668.0" y="200.08" text-anchor="middle" font-size="12" font-weight="600" fill="#0f172a"&gt;Serving&lt;/text&gt;</w:t>
+        <w:br/>
+        <w:t>&lt;line x1="604.8" y1="196.0" x2="616.0" y2="196.0" stroke="#4338ca" stroke-width="2" marker-end="url(#arrowA)"/&gt;</w:t>
+        <w:br/>
+        <w:t>&lt;path d="M668.0,226.0 q0,46 -288.0,46 q-288.0,0 -288.0,-46" fill="none" stroke="#cbd5e1" stroke-width="1.6" stroke-dasharray="5 4" marker-end="url(#arrow)"/&gt;</w:t>
+        <w:br/>
+        <w:t>&lt;text x="380.0" y="288.0" text-anchor="middle" font-size="9.5" fill="#94a3b8"&gt;feedback / monitoring loop&lt;/text&gt;</w:t>
         <w:br/>
         <w:t>&lt;/svg&gt;</w:t>
       </w:r>
@@ -2164,45 +2164,39 @@
           <w:rFonts w:ascii="Consolas" w:hAnsi="Consolas"/>
           <w:sz w:val="16"/>
         </w:rPr>
-        <w:t>&lt;svg xmlns="http://www.w3.org/2000/svg" width="760" height="360" viewBox="0 0 760 360" font-family="Inter, Arial, sans-serif"&gt;</w:t>
-        <w:br/>
-        <w:t>&lt;rect width="760" height="360" fill="#f8fafc"/&gt;</w:t>
-        <w:br/>
-        <w:t>&lt;text x="380" y="34" text-anchor="middle" font-size="20" font-weight="700" fill="#0f172a"&gt;Data Lineage - Contrastive Representation Learning&lt;/text&gt;</w:t>
-        <w:br/>
-        <w:t>&lt;rect x="290" y="162" width="180" height="56" rx="12" fill="#0f172a"/&gt;</w:t>
-        <w:br/>
-        <w:t>&lt;text x="380" y="195" text-anchor="middle" font-size="14" font-weight="700" fill="#ffffff"&gt;Embeddings&lt;/text&gt;</w:t>
-        <w:br/>
-        <w:t>&lt;line x1="380" y1="190" x2="380" y2="70" stroke="#94a3b8" stroke-width="2"/&gt;</w:t>
-        <w:br/>
-        <w:t>&lt;rect x="308" y="48" width="144" height="44" rx="10" fill="#ffffff" stroke="#2563eb" stroke-width="2"/&gt;</w:t>
-        <w:br/>
-        <w:t>&lt;text x="380" y="74" text-anchor="middle" font-size="11" fill="#0f172a"&gt;From One-Hot to Dis…&lt;/text&gt;</w:t>
-        <w:br/>
-        <w:t>&lt;line x1="380" y1="190" x2="617" y2="153" stroke="#94a3b8" stroke-width="2"/&gt;</w:t>
-        <w:br/>
-        <w:t>&lt;rect x="545" y="131" width="144" height="44" rx="10" fill="#ffffff" stroke="#7c3aed" stroke-width="2"/&gt;</w:t>
-        <w:br/>
-        <w:t>&lt;text x="617" y="157" text-anchor="middle" font-size="11" fill="#0f172a"&gt;Word, Sentence and …&lt;/text&gt;</w:t>
-        <w:br/>
-        <w:t>&lt;line x1="380" y1="190" x2="526" y2="287" stroke="#94a3b8" stroke-width="2"/&gt;</w:t>
-        <w:br/>
-        <w:t>&lt;rect x="454" y="265" width="144" height="44" rx="10" fill="#ffffff" stroke="#0891b2" stroke-width="2"/&gt;</w:t>
-        <w:br/>
-        <w:t>&lt;text x="526" y="291" text-anchor="middle" font-size="11" fill="#0f172a"&gt;Contrastive Represe…&lt;/text&gt;</w:t>
-        <w:br/>
-        <w:t>&lt;line x1="380" y1="190" x2="234" y2="287" stroke="#94a3b8" stroke-width="2"/&gt;</w:t>
-        <w:br/>
-        <w:t>&lt;rect x="162" y="265" width="144" height="44" rx="10" fill="#ffffff" stroke="#059669" stroke-width="2"/&gt;</w:t>
-        <w:br/>
-        <w:t>&lt;text x="234" y="291" text-anchor="middle" font-size="11" fill="#0f172a"&gt;Similarity Metrics …&lt;/text&gt;</w:t>
-        <w:br/>
-        <w:t>&lt;line x1="380" y1="190" x2="143" y2="153" stroke="#94a3b8" stroke-width="2"/&gt;</w:t>
-        <w:br/>
-        <w:t>&lt;rect x="71" y="131" width="144" height="44" rx="10" fill="#ffffff" stroke="#d97706" stroke-width="2"/&gt;</w:t>
-        <w:br/>
-        <w:t>&lt;text x="143" y="157" text-anchor="middle" font-size="11" fill="#0f172a"&gt;Multimodal and Cros…&lt;/text&gt;</w:t>
+        <w:t>&lt;svg xmlns="http://www.w3.org/2000/svg" width="760" height="380" viewBox="0 0 760 380" font-family="Inter, Segoe UI, Arial, sans-serif"&gt;</w:t>
+        <w:br/>
+        <w:t>&lt;defs&gt;&lt;marker id="arrow" markerWidth="10" markerHeight="10" refX="8" refY="3" orient="auto" markerUnits="strokeWidth"&gt;&lt;path d="M0,0 L8,3 L0,6 z" fill="#94a3b8"/&gt;&lt;/marker&gt;&lt;marker id="arrowA" markerWidth="10" markerHeight="10" refX="8" refY="3" orient="auto" markerUnits="strokeWidth"&gt;&lt;path d="M0,0 L8,3 L0,6 z" fill="#4338ca"/&gt;&lt;/marker&gt;&lt;/defs&gt;</w:t>
+        <w:br/>
+        <w:t>&lt;rect width="760" height="380" rx="12" fill="#f8fafc"/&gt;</w:t>
+        <w:br/>
+        <w:t>&lt;text x="380" y="30" text-anchor="middle" font-size="17" font-weight="700" fill="#0f172a"&gt;Data Lineage - Contrastive Representation Learning&lt;/text&gt;</w:t>
+        <w:br/>
+        <w:t>&lt;rect x="40.0" y="166.0" width="104" height="60" rx="10" fill="#ffffff" stroke="#4338ca" stroke-width="2"/&gt;&lt;text x="92.0" y="200.08" text-anchor="middle" font-size="12" font-weight="600" fill="#0f172a"&gt;Source&lt;/text&gt;</w:t>
+        <w:br/>
+        <w:t>&lt;rect x="155.2" y="166.0" width="104" height="60" rx="10" fill="#ffffff" stroke="#7c3aed" stroke-width="2"/&gt;&lt;text x="207.2" y="200.08" text-anchor="middle" font-size="12" font-weight="600" fill="#0f172a"&gt;Raw&lt;/text&gt;</w:t>
+        <w:br/>
+        <w:t>&lt;line x1="144.0" y1="196.0" x2="155.2" y2="196.0" stroke="#4338ca" stroke-width="2" marker-end="url(#arrowA)"/&gt;</w:t>
+        <w:br/>
+        <w:t>&lt;rect x="270.4" y="166.0" width="104" height="60" rx="10" fill="#ffffff" stroke="#0891b2" stroke-width="2"/&gt;&lt;text x="322.4" y="200.08" text-anchor="middle" font-size="12" font-weight="600" fill="#0f172a"&gt;Curated&lt;/text&gt;</w:t>
+        <w:br/>
+        <w:t>&lt;line x1="259.2" y1="196.0" x2="270.4" y2="196.0" stroke="#4338ca" stroke-width="2" marker-end="url(#arrowA)"/&gt;</w:t>
+        <w:br/>
+        <w:t>&lt;rect x="385.6" y="166.0" width="104" height="60" rx="10" fill="#ffffff" stroke="#059669" stroke-width="2"/&gt;&lt;text x="437.6" y="200.08" text-anchor="middle" font-size="12" font-weight="600" fill="#0f172a"&gt;Feature&lt;/text&gt;</w:t>
+        <w:br/>
+        <w:t>&lt;line x1="374.4" y1="196.0" x2="385.6" y2="196.0" stroke="#4338ca" stroke-width="2" marker-end="url(#arrowA)"/&gt;</w:t>
+        <w:br/>
+        <w:t>&lt;rect x="500.8" y="166.0" width="104" height="60" rx="10" fill="#ffffff" stroke="#d97706" stroke-width="2"/&gt;&lt;text x="552.8" y="200.08" text-anchor="middle" font-size="12" font-weight="600" fill="#0f172a"&gt;Model&lt;/text&gt;</w:t>
+        <w:br/>
+        <w:t>&lt;line x1="489.6" y1="196.0" x2="500.8" y2="196.0" stroke="#4338ca" stroke-width="2" marker-end="url(#arrowA)"/&gt;</w:t>
+        <w:br/>
+        <w:t>&lt;rect x="616.0" y="166.0" width="104" height="60" rx="10" fill="#ffffff" stroke="#dc2626" stroke-width="2"/&gt;&lt;text x="668.0" y="200.08" text-anchor="middle" font-size="12" font-weight="600" fill="#0f172a"&gt;Serving&lt;/text&gt;</w:t>
+        <w:br/>
+        <w:t>&lt;line x1="604.8" y1="196.0" x2="616.0" y2="196.0" stroke="#4338ca" stroke-width="2" marker-end="url(#arrowA)"/&gt;</w:t>
+        <w:br/>
+        <w:t>&lt;path d="M668.0,226.0 q0,46 -288.0,46 q-288.0,0 -288.0,-46" fill="none" stroke="#cbd5e1" stroke-width="1.6" stroke-dasharray="5 4" marker-end="url(#arrow)"/&gt;</w:t>
+        <w:br/>
+        <w:t>&lt;text x="380.0" y="288.0" text-anchor="middle" font-size="9.5" fill="#94a3b8"&gt;feedback / monitoring loop&lt;/text&gt;</w:t>
         <w:br/>
         <w:t>&lt;/svg&gt;</w:t>
       </w:r>
@@ -3002,45 +2996,41 @@
           <w:rFonts w:ascii="Consolas" w:hAnsi="Consolas"/>
           <w:sz w:val="16"/>
         </w:rPr>
-        <w:t>&lt;svg xmlns="http://www.w3.org/2000/svg" width="760" height="360" viewBox="0 0 760 360" font-family="Inter, Arial, sans-serif"&gt;</w:t>
-        <w:br/>
-        <w:t>&lt;rect width="760" height="360" fill="#f8fafc"/&gt;</w:t>
-        <w:br/>
-        <w:t>&lt;text x="380" y="34" text-anchor="middle" font-size="20" font-weight="700" fill="#0f172a"&gt;Capability Map - Similarity Metrics and Normalisation&lt;/text&gt;</w:t>
-        <w:br/>
-        <w:t>&lt;rect x="290" y="162" width="180" height="56" rx="12" fill="#0f172a"/&gt;</w:t>
-        <w:br/>
-        <w:t>&lt;text x="380" y="195" text-anchor="middle" font-size="14" font-weight="700" fill="#ffffff"&gt;Embeddings&lt;/text&gt;</w:t>
-        <w:br/>
-        <w:t>&lt;line x1="380" y1="190" x2="380" y2="70" stroke="#94a3b8" stroke-width="2"/&gt;</w:t>
-        <w:br/>
-        <w:t>&lt;rect x="308" y="48" width="144" height="44" rx="10" fill="#ffffff" stroke="#2563eb" stroke-width="2"/&gt;</w:t>
-        <w:br/>
-        <w:t>&lt;text x="380" y="74" text-anchor="middle" font-size="11" fill="#0f172a"&gt;From One-Hot to Dis…&lt;/text&gt;</w:t>
-        <w:br/>
-        <w:t>&lt;line x1="380" y1="190" x2="617" y2="153" stroke="#94a3b8" stroke-width="2"/&gt;</w:t>
-        <w:br/>
-        <w:t>&lt;rect x="545" y="131" width="144" height="44" rx="10" fill="#ffffff" stroke="#7c3aed" stroke-width="2"/&gt;</w:t>
-        <w:br/>
-        <w:t>&lt;text x="617" y="157" text-anchor="middle" font-size="11" fill="#0f172a"&gt;Word, Sentence and …&lt;/text&gt;</w:t>
-        <w:br/>
-        <w:t>&lt;line x1="380" y1="190" x2="526" y2="287" stroke="#94a3b8" stroke-width="2"/&gt;</w:t>
-        <w:br/>
-        <w:t>&lt;rect x="454" y="265" width="144" height="44" rx="10" fill="#ffffff" stroke="#0891b2" stroke-width="2"/&gt;</w:t>
-        <w:br/>
-        <w:t>&lt;text x="526" y="291" text-anchor="middle" font-size="11" fill="#0f172a"&gt;Contrastive Represe…&lt;/text&gt;</w:t>
-        <w:br/>
-        <w:t>&lt;line x1="380" y1="190" x2="234" y2="287" stroke="#94a3b8" stroke-width="2"/&gt;</w:t>
-        <w:br/>
-        <w:t>&lt;rect x="162" y="265" width="144" height="44" rx="10" fill="#ffffff" stroke="#059669" stroke-width="2"/&gt;</w:t>
-        <w:br/>
-        <w:t>&lt;text x="234" y="291" text-anchor="middle" font-size="11" fill="#0f172a"&gt;Similarity Metrics …&lt;/text&gt;</w:t>
-        <w:br/>
-        <w:t>&lt;line x1="380" y1="190" x2="143" y2="153" stroke="#94a3b8" stroke-width="2"/&gt;</w:t>
-        <w:br/>
-        <w:t>&lt;rect x="71" y="131" width="144" height="44" rx="10" fill="#ffffff" stroke="#d97706" stroke-width="2"/&gt;</w:t>
-        <w:br/>
-        <w:t>&lt;text x="143" y="157" text-anchor="middle" font-size="11" fill="#0f172a"&gt;Multimodal and Cros…&lt;/text&gt;</w:t>
+        <w:t>&lt;svg xmlns="http://www.w3.org/2000/svg" width="760" height="380" viewBox="0 0 760 380" font-family="Inter, Segoe UI, Arial, sans-serif"&gt;</w:t>
+        <w:br/>
+        <w:t>&lt;defs&gt;&lt;marker id="arrow" markerWidth="10" markerHeight="10" refX="8" refY="3" orient="auto" markerUnits="strokeWidth"&gt;&lt;path d="M0,0 L8,3 L0,6 z" fill="#94a3b8"/&gt;&lt;/marker&gt;&lt;marker id="arrowA" markerWidth="10" markerHeight="10" refX="8" refY="3" orient="auto" markerUnits="strokeWidth"&gt;&lt;path d="M0,0 L8,3 L0,6 z" fill="#4338ca"/&gt;&lt;/marker&gt;&lt;/defs&gt;</w:t>
+        <w:br/>
+        <w:t>&lt;rect width="760" height="380" rx="12" fill="#f8fafc"/&gt;</w:t>
+        <w:br/>
+        <w:t>&lt;text x="380" y="30" text-anchor="middle" font-size="17" font-weight="700" fill="#0f172a"&gt;Capability Map - Similarity Metrics and Normalisation&lt;/text&gt;</w:t>
+        <w:br/>
+        <w:t>&lt;circle cx="380.0" cy="198.0" r="46" fill="#0f172a"/&gt;</w:t>
+        <w:br/>
+        <w:t>&lt;text x="380.0" y="202.0" text-anchor="middle" font-size="12" font-weight="700" fill="#ffffff"&gt;Embeddings&lt;/text&gt;</w:t>
+        <w:br/>
+        <w:t>&lt;line x1="380.0" y1="152.0" x2="380.0" y2="92.0" stroke="#94a3b8" stroke-width="2" marker-end="url(#arrow)"/&gt;</w:t>
+        <w:br/>
+        <w:t>&lt;rect x="306.0" y="58.0" width="148" height="44" rx="10" fill="#ffffff" stroke="#4338ca" stroke-width="2"/&gt;&lt;text x="380.0" y="83.74" text-anchor="middle" font-size="11" font-weight="600" fill="#0f172a"&gt;From One-Hot to Distrib…&lt;/text&gt;</w:t>
+        <w:br/>
+        <w:t>&lt;line x1="419.83716857408416" y1="175.0" x2="575.7217412552832" y2="145.0" stroke="#94a3b8" stroke-width="2" marker-end="url(#arrow)"/&gt;</w:t>
+        <w:br/>
+        <w:t>&lt;rect x="522.5063509461097" y="117.0" width="148" height="44" rx="10" fill="#ffffff" stroke="#7c3aed" stroke-width="2"/&gt;&lt;text x="596.5063509461097" y="142.74" text-anchor="middle" font-size="11" font-weight="600" fill="#0f172a"&gt;Word, Sentence and Docu…&lt;/text&gt;</w:t>
+        <w:br/>
+        <w:t>&lt;line x1="419.83716857408416" y1="221.0" x2="575.7217412552832" y2="251.0" stroke="#94a3b8" stroke-width="2" marker-end="url(#arrow)"/&gt;</w:t>
+        <w:br/>
+        <w:t>&lt;rect x="522.5063509461097" y="235.0" width="148" height="44" rx="10" fill="#ffffff" stroke="#0891b2" stroke-width="2"/&gt;&lt;text x="596.5063509461097" y="260.74" text-anchor="middle" font-size="11" font-weight="600" fill="#0f172a"&gt;Contrastive Representat…&lt;/text&gt;</w:t>
+        <w:br/>
+        <w:t>&lt;line x1="380.0" y1="244.0" x2="380.0" y2="304.0" stroke="#94a3b8" stroke-width="2" marker-end="url(#arrow)"/&gt;</w:t>
+        <w:br/>
+        <w:t>&lt;rect x="306.0" y="294.0" width="148" height="44" rx="10" fill="#ffffff" stroke="#059669" stroke-width="2"/&gt;&lt;text x="380.0" y="319.74" text-anchor="middle" font-size="11" font-weight="600" fill="#0f172a"&gt;Similarity Metrics and …&lt;/text&gt;</w:t>
+        <w:br/>
+        <w:t>&lt;line x1="340.16283142591584" y1="221.0" x2="184.2782587447169" y2="251.00000000000006" stroke="#94a3b8" stroke-width="2" marker-end="url(#arrow)"/&gt;</w:t>
+        <w:br/>
+        <w:t>&lt;rect x="89.49364905389038" y="235.00000000000006" width="148" height="44" rx="10" fill="#ffffff" stroke="#d97706" stroke-width="2"/&gt;&lt;text x="163.49364905389038" y="260.74000000000007" text-anchor="middle" font-size="11" font-weight="600" fill="#0f172a"&gt;Multimodal and Cross-En…&lt;/text&gt;</w:t>
+        <w:br/>
+        <w:t>&lt;line x1="340.16283142591584" y1="175.0" x2="184.27825874471688" y2="145.0" stroke="#94a3b8" stroke-width="2" marker-end="url(#arrow)"/&gt;</w:t>
+        <w:br/>
+        <w:t>&lt;rect x="89.49364905389035" y="117.0" width="148" height="44" rx="10" fill="#ffffff" stroke="#dc2626" stroke-width="2"/&gt;&lt;text x="163.49364905389035" y="142.74" text-anchor="middle" font-size="11" font-weight="600" fill="#0f172a"&gt;Dimensionality, Compres…&lt;/text&gt;</w:t>
         <w:br/>
         <w:t>&lt;/svg&gt;</w:t>
       </w:r>
@@ -3820,45 +3810,41 @@
           <w:rFonts w:ascii="Consolas" w:hAnsi="Consolas"/>
           <w:sz w:val="16"/>
         </w:rPr>
-        <w:t>&lt;svg xmlns="http://www.w3.org/2000/svg" width="760" height="360" viewBox="0 0 760 360" font-family="Inter, Arial, sans-serif"&gt;</w:t>
-        <w:br/>
-        <w:t>&lt;rect width="760" height="360" fill="#f8fafc"/&gt;</w:t>
-        <w:br/>
-        <w:t>&lt;text x="380" y="34" text-anchor="middle" font-size="20" font-weight="700" fill="#0f172a"&gt;Operating Model - Multimodal and Cross-Encoder Embeddin…&lt;/text&gt;</w:t>
-        <w:br/>
-        <w:t>&lt;rect x="290" y="162" width="180" height="56" rx="12" fill="#0f172a"/&gt;</w:t>
-        <w:br/>
-        <w:t>&lt;text x="380" y="195" text-anchor="middle" font-size="14" font-weight="700" fill="#ffffff"&gt;Embeddings&lt;/text&gt;</w:t>
-        <w:br/>
-        <w:t>&lt;line x1="380" y1="190" x2="380" y2="70" stroke="#94a3b8" stroke-width="2"/&gt;</w:t>
-        <w:br/>
-        <w:t>&lt;rect x="308" y="48" width="144" height="44" rx="10" fill="#ffffff" stroke="#2563eb" stroke-width="2"/&gt;</w:t>
-        <w:br/>
-        <w:t>&lt;text x="380" y="74" text-anchor="middle" font-size="11" fill="#0f172a"&gt;From One-Hot to Dis…&lt;/text&gt;</w:t>
-        <w:br/>
-        <w:t>&lt;line x1="380" y1="190" x2="617" y2="153" stroke="#94a3b8" stroke-width="2"/&gt;</w:t>
-        <w:br/>
-        <w:t>&lt;rect x="545" y="131" width="144" height="44" rx="10" fill="#ffffff" stroke="#7c3aed" stroke-width="2"/&gt;</w:t>
-        <w:br/>
-        <w:t>&lt;text x="617" y="157" text-anchor="middle" font-size="11" fill="#0f172a"&gt;Word, Sentence and …&lt;/text&gt;</w:t>
-        <w:br/>
-        <w:t>&lt;line x1="380" y1="190" x2="526" y2="287" stroke="#94a3b8" stroke-width="2"/&gt;</w:t>
-        <w:br/>
-        <w:t>&lt;rect x="454" y="265" width="144" height="44" rx="10" fill="#ffffff" stroke="#0891b2" stroke-width="2"/&gt;</w:t>
-        <w:br/>
-        <w:t>&lt;text x="526" y="291" text-anchor="middle" font-size="11" fill="#0f172a"&gt;Contrastive Represe…&lt;/text&gt;</w:t>
-        <w:br/>
-        <w:t>&lt;line x1="380" y1="190" x2="234" y2="287" stroke="#94a3b8" stroke-width="2"/&gt;</w:t>
-        <w:br/>
-        <w:t>&lt;rect x="162" y="265" width="144" height="44" rx="10" fill="#ffffff" stroke="#059669" stroke-width="2"/&gt;</w:t>
-        <w:br/>
-        <w:t>&lt;text x="234" y="291" text-anchor="middle" font-size="11" fill="#0f172a"&gt;Similarity Metrics …&lt;/text&gt;</w:t>
-        <w:br/>
-        <w:t>&lt;line x1="380" y1="190" x2="143" y2="153" stroke="#94a3b8" stroke-width="2"/&gt;</w:t>
-        <w:br/>
-        <w:t>&lt;rect x="71" y="131" width="144" height="44" rx="10" fill="#ffffff" stroke="#d97706" stroke-width="2"/&gt;</w:t>
-        <w:br/>
-        <w:t>&lt;text x="143" y="157" text-anchor="middle" font-size="11" fill="#0f172a"&gt;Multimodal and Cros…&lt;/text&gt;</w:t>
+        <w:t>&lt;svg xmlns="http://www.w3.org/2000/svg" width="760" height="380" viewBox="0 0 760 380" font-family="Inter, Segoe UI, Arial, sans-serif"&gt;</w:t>
+        <w:br/>
+        <w:t>&lt;defs&gt;&lt;marker id="arrow" markerWidth="10" markerHeight="10" refX="8" refY="3" orient="auto" markerUnits="strokeWidth"&gt;&lt;path d="M0,0 L8,3 L0,6 z" fill="#94a3b8"/&gt;&lt;/marker&gt;&lt;marker id="arrowA" markerWidth="10" markerHeight="10" refX="8" refY="3" orient="auto" markerUnits="strokeWidth"&gt;&lt;path d="M0,0 L8,3 L0,6 z" fill="#4338ca"/&gt;&lt;/marker&gt;&lt;/defs&gt;</w:t>
+        <w:br/>
+        <w:t>&lt;rect width="760" height="380" rx="12" fill="#f8fafc"/&gt;</w:t>
+        <w:br/>
+        <w:t>&lt;text x="380" y="30" text-anchor="middle" font-size="17" font-weight="700" fill="#0f172a"&gt;Operating Model - Multimodal and Cross-Encoder Embeddings&lt;/text&gt;</w:t>
+        <w:br/>
+        <w:t>&lt;circle cx="380.0" cy="198.0" r="46" fill="#0f172a"/&gt;</w:t>
+        <w:br/>
+        <w:t>&lt;text x="380.0" y="202.0" text-anchor="middle" font-size="12" font-weight="700" fill="#ffffff"&gt;Embeddings&lt;/text&gt;</w:t>
+        <w:br/>
+        <w:t>&lt;line x1="380.0" y1="152.0" x2="380.0" y2="92.0" stroke="#94a3b8" stroke-width="2" marker-end="url(#arrow)"/&gt;</w:t>
+        <w:br/>
+        <w:t>&lt;rect x="306.0" y="58.0" width="148" height="44" rx="10" fill="#ffffff" stroke="#4338ca" stroke-width="2"/&gt;&lt;text x="380.0" y="83.74" text-anchor="middle" font-size="11" font-weight="600" fill="#0f172a"&gt;From One-Hot to Distrib…&lt;/text&gt;</w:t>
+        <w:br/>
+        <w:t>&lt;line x1="419.83716857408416" y1="175.0" x2="575.7217412552832" y2="145.0" stroke="#94a3b8" stroke-width="2" marker-end="url(#arrow)"/&gt;</w:t>
+        <w:br/>
+        <w:t>&lt;rect x="522.5063509461097" y="117.0" width="148" height="44" rx="10" fill="#ffffff" stroke="#7c3aed" stroke-width="2"/&gt;&lt;text x="596.5063509461097" y="142.74" text-anchor="middle" font-size="11" font-weight="600" fill="#0f172a"&gt;Word, Sentence and Docu…&lt;/text&gt;</w:t>
+        <w:br/>
+        <w:t>&lt;line x1="419.83716857408416" y1="221.0" x2="575.7217412552832" y2="251.0" stroke="#94a3b8" stroke-width="2" marker-end="url(#arrow)"/&gt;</w:t>
+        <w:br/>
+        <w:t>&lt;rect x="522.5063509461097" y="235.0" width="148" height="44" rx="10" fill="#ffffff" stroke="#0891b2" stroke-width="2"/&gt;&lt;text x="596.5063509461097" y="260.74" text-anchor="middle" font-size="11" font-weight="600" fill="#0f172a"&gt;Contrastive Representat…&lt;/text&gt;</w:t>
+        <w:br/>
+        <w:t>&lt;line x1="380.0" y1="244.0" x2="380.0" y2="304.0" stroke="#94a3b8" stroke-width="2" marker-end="url(#arrow)"/&gt;</w:t>
+        <w:br/>
+        <w:t>&lt;rect x="306.0" y="294.0" width="148" height="44" rx="10" fill="#ffffff" stroke="#059669" stroke-width="2"/&gt;&lt;text x="380.0" y="319.74" text-anchor="middle" font-size="11" font-weight="600" fill="#0f172a"&gt;Similarity Metrics and …&lt;/text&gt;</w:t>
+        <w:br/>
+        <w:t>&lt;line x1="340.16283142591584" y1="221.0" x2="184.2782587447169" y2="251.00000000000006" stroke="#94a3b8" stroke-width="2" marker-end="url(#arrow)"/&gt;</w:t>
+        <w:br/>
+        <w:t>&lt;rect x="89.49364905389038" y="235.00000000000006" width="148" height="44" rx="10" fill="#ffffff" stroke="#d97706" stroke-width="2"/&gt;&lt;text x="163.49364905389038" y="260.74000000000007" text-anchor="middle" font-size="11" font-weight="600" fill="#0f172a"&gt;Multimodal and Cross-En…&lt;/text&gt;</w:t>
+        <w:br/>
+        <w:t>&lt;line x1="340.16283142591584" y1="175.0" x2="184.27825874471688" y2="145.0" stroke="#94a3b8" stroke-width="2" marker-end="url(#arrow)"/&gt;</w:t>
+        <w:br/>
+        <w:t>&lt;rect x="89.49364905389035" y="117.0" width="148" height="44" rx="10" fill="#ffffff" stroke="#dc2626" stroke-width="2"/&gt;&lt;text x="163.49364905389035" y="142.74" text-anchor="middle" font-size="11" font-weight="600" fill="#0f172a"&gt;Dimensionality, Compres…&lt;/text&gt;</w:t>
         <w:br/>
         <w:t>&lt;/svg&gt;</w:t>
       </w:r>
@@ -12303,45 +12289,39 @@
           <w:rFonts w:ascii="Consolas" w:hAnsi="Consolas"/>
           <w:sz w:val="16"/>
         </w:rPr>
-        <w:t>&lt;svg xmlns="http://www.w3.org/2000/svg" width="760" height="360" viewBox="0 0 760 360" font-family="Inter, Arial, sans-serif"&gt;</w:t>
-        <w:br/>
-        <w:t>&lt;rect width="760" height="360" fill="#f8fafc"/&gt;</w:t>
-        <w:br/>
-        <w:t>&lt;text x="380" y="34" text-anchor="middle" font-size="20" font-weight="700" fill="#0f172a"&gt;Business Process - Putting It Together: A Reference Imp…&lt;/text&gt;</w:t>
-        <w:br/>
-        <w:t>&lt;rect x="290" y="162" width="180" height="56" rx="12" fill="#0f172a"/&gt;</w:t>
-        <w:br/>
-        <w:t>&lt;text x="380" y="195" text-anchor="middle" font-size="14" font-weight="700" fill="#ffffff"&gt;Embeddings&lt;/text&gt;</w:t>
-        <w:br/>
-        <w:t>&lt;line x1="380" y1="190" x2="380" y2="70" stroke="#94a3b8" stroke-width="2"/&gt;</w:t>
-        <w:br/>
-        <w:t>&lt;rect x="308" y="48" width="144" height="44" rx="10" fill="#ffffff" stroke="#2563eb" stroke-width="2"/&gt;</w:t>
-        <w:br/>
-        <w:t>&lt;text x="380" y="74" text-anchor="middle" font-size="11" fill="#0f172a"&gt;From One-Hot to Dis…&lt;/text&gt;</w:t>
-        <w:br/>
-        <w:t>&lt;line x1="380" y1="190" x2="617" y2="153" stroke="#94a3b8" stroke-width="2"/&gt;</w:t>
-        <w:br/>
-        <w:t>&lt;rect x="545" y="131" width="144" height="44" rx="10" fill="#ffffff" stroke="#7c3aed" stroke-width="2"/&gt;</w:t>
-        <w:br/>
-        <w:t>&lt;text x="617" y="157" text-anchor="middle" font-size="11" fill="#0f172a"&gt;Word, Sentence and …&lt;/text&gt;</w:t>
-        <w:br/>
-        <w:t>&lt;line x1="380" y1="190" x2="526" y2="287" stroke="#94a3b8" stroke-width="2"/&gt;</w:t>
-        <w:br/>
-        <w:t>&lt;rect x="454" y="265" width="144" height="44" rx="10" fill="#ffffff" stroke="#0891b2" stroke-width="2"/&gt;</w:t>
-        <w:br/>
-        <w:t>&lt;text x="526" y="291" text-anchor="middle" font-size="11" fill="#0f172a"&gt;Contrastive Represe…&lt;/text&gt;</w:t>
-        <w:br/>
-        <w:t>&lt;line x1="380" y1="190" x2="234" y2="287" stroke="#94a3b8" stroke-width="2"/&gt;</w:t>
-        <w:br/>
-        <w:t>&lt;rect x="162" y="265" width="144" height="44" rx="10" fill="#ffffff" stroke="#059669" stroke-width="2"/&gt;</w:t>
-        <w:br/>
-        <w:t>&lt;text x="234" y="291" text-anchor="middle" font-size="11" fill="#0f172a"&gt;Similarity Metrics …&lt;/text&gt;</w:t>
-        <w:br/>
-        <w:t>&lt;line x1="380" y1="190" x2="143" y2="153" stroke="#94a3b8" stroke-width="2"/&gt;</w:t>
-        <w:br/>
-        <w:t>&lt;rect x="71" y="131" width="144" height="44" rx="10" fill="#ffffff" stroke="#d97706" stroke-width="2"/&gt;</w:t>
-        <w:br/>
-        <w:t>&lt;text x="143" y="157" text-anchor="middle" font-size="11" fill="#0f172a"&gt;Multimodal and Cros…&lt;/text&gt;</w:t>
+        <w:t>&lt;svg xmlns="http://www.w3.org/2000/svg" width="760" height="380" viewBox="0 0 760 380" font-family="Inter, Segoe UI, Arial, sans-serif"&gt;</w:t>
+        <w:br/>
+        <w:t>&lt;defs&gt;&lt;marker id="arrow" markerWidth="10" markerHeight="10" refX="8" refY="3" orient="auto" markerUnits="strokeWidth"&gt;&lt;path d="M0,0 L8,3 L0,6 z" fill="#94a3b8"/&gt;&lt;/marker&gt;&lt;marker id="arrowA" markerWidth="10" markerHeight="10" refX="8" refY="3" orient="auto" markerUnits="strokeWidth"&gt;&lt;path d="M0,0 L8,3 L0,6 z" fill="#4338ca"/&gt;&lt;/marker&gt;&lt;/defs&gt;</w:t>
+        <w:br/>
+        <w:t>&lt;rect width="760" height="380" rx="12" fill="#f8fafc"/&gt;</w:t>
+        <w:br/>
+        <w:t>&lt;text x="380" y="30" text-anchor="middle" font-size="17" font-weight="700" fill="#0f172a"&gt;Business Process - Putting It Together: A Reference Impleme…&lt;/text&gt;</w:t>
+        <w:br/>
+        <w:t>&lt;rect x="40.0" y="166.0" width="104" height="60" rx="10" fill="#ffffff" stroke="#4338ca" stroke-width="2"/&gt;&lt;text x="92.0" y="200.08" text-anchor="middle" font-size="12" font-weight="600" fill="#0f172a"&gt;Intake&lt;/text&gt;</w:t>
+        <w:br/>
+        <w:t>&lt;rect x="155.2" y="166.0" width="104" height="60" rx="10" fill="#ffffff" stroke="#7c3aed" stroke-width="2"/&gt;&lt;text x="207.2" y="200.08" text-anchor="middle" font-size="12" font-weight="600" fill="#0f172a"&gt;Assess&lt;/text&gt;</w:t>
+        <w:br/>
+        <w:t>&lt;line x1="144.0" y1="196.0" x2="155.2" y2="196.0" stroke="#4338ca" stroke-width="2" marker-end="url(#arrowA)"/&gt;</w:t>
+        <w:br/>
+        <w:t>&lt;rect x="270.4" y="166.0" width="104" height="60" rx="10" fill="#ffffff" stroke="#0891b2" stroke-width="2"/&gt;&lt;text x="322.4" y="200.08" text-anchor="middle" font-size="12" font-weight="600" fill="#0f172a"&gt;Decide&lt;/text&gt;</w:t>
+        <w:br/>
+        <w:t>&lt;line x1="259.2" y1="196.0" x2="270.4" y2="196.0" stroke="#4338ca" stroke-width="2" marker-end="url(#arrowA)"/&gt;</w:t>
+        <w:br/>
+        <w:t>&lt;rect x="385.6" y="166.0" width="104" height="60" rx="10" fill="#ffffff" stroke="#059669" stroke-width="2"/&gt;&lt;text x="437.6" y="200.08" text-anchor="middle" font-size="12" font-weight="600" fill="#0f172a"&gt;Execute&lt;/text&gt;</w:t>
+        <w:br/>
+        <w:t>&lt;line x1="374.4" y1="196.0" x2="385.6" y2="196.0" stroke="#4338ca" stroke-width="2" marker-end="url(#arrowA)"/&gt;</w:t>
+        <w:br/>
+        <w:t>&lt;rect x="500.8" y="166.0" width="104" height="60" rx="10" fill="#ffffff" stroke="#d97706" stroke-width="2"/&gt;&lt;text x="552.8" y="200.08" text-anchor="middle" font-size="12" font-weight="600" fill="#0f172a"&gt;Review&lt;/text&gt;</w:t>
+        <w:br/>
+        <w:t>&lt;line x1="489.6" y1="196.0" x2="500.8" y2="196.0" stroke="#4338ca" stroke-width="2" marker-end="url(#arrowA)"/&gt;</w:t>
+        <w:br/>
+        <w:t>&lt;rect x="616.0" y="166.0" width="104" height="60" rx="10" fill="#ffffff" stroke="#dc2626" stroke-width="2"/&gt;&lt;text x="668.0" y="200.08" text-anchor="middle" font-size="12" font-weight="600" fill="#0f172a"&gt;Close&lt;/text&gt;</w:t>
+        <w:br/>
+        <w:t>&lt;line x1="604.8" y1="196.0" x2="616.0" y2="196.0" stroke="#4338ca" stroke-width="2" marker-end="url(#arrowA)"/&gt;</w:t>
+        <w:br/>
+        <w:t>&lt;path d="M668.0,226.0 q0,46 -288.0,46 q-288.0,0 -288.0,-46" fill="none" stroke="#cbd5e1" stroke-width="1.6" stroke-dasharray="5 4" marker-end="url(#arrow)"/&gt;</w:t>
+        <w:br/>
+        <w:t>&lt;text x="380.0" y="288.0" text-anchor="middle" font-size="9.5" fill="#94a3b8"&gt;feedback / monitoring loop&lt;/text&gt;</w:t>
         <w:br/>
         <w:t>&lt;/svg&gt;</w:t>
       </w:r>
@@ -14772,45 +14752,51 @@
           <w:rFonts w:ascii="Consolas" w:hAnsi="Consolas"/>
           <w:sz w:val="16"/>
         </w:rPr>
-        <w:t>&lt;svg xmlns="http://www.w3.org/2000/svg" width="760" height="360" viewBox="0 0 760 360" font-family="Inter, Arial, sans-serif"&gt;</w:t>
-        <w:br/>
-        <w:t>&lt;rect width="760" height="360" fill="#f8fafc"/&gt;</w:t>
-        <w:br/>
-        <w:t>&lt;text x="380" y="34" text-anchor="middle" font-size="20" font-weight="700" fill="#0f172a"&gt;Security Architecture - Operating in Production&lt;/text&gt;</w:t>
-        <w:br/>
-        <w:t>&lt;rect x="290" y="162" width="180" height="56" rx="12" fill="#0f172a"/&gt;</w:t>
-        <w:br/>
-        <w:t>&lt;text x="380" y="195" text-anchor="middle" font-size="14" font-weight="700" fill="#ffffff"&gt;Embeddings&lt;/text&gt;</w:t>
-        <w:br/>
-        <w:t>&lt;line x1="380" y1="190" x2="380" y2="70" stroke="#94a3b8" stroke-width="2"/&gt;</w:t>
-        <w:br/>
-        <w:t>&lt;rect x="308" y="48" width="144" height="44" rx="10" fill="#ffffff" stroke="#2563eb" stroke-width="2"/&gt;</w:t>
-        <w:br/>
-        <w:t>&lt;text x="380" y="74" text-anchor="middle" font-size="11" fill="#0f172a"&gt;From One-Hot to Dis…&lt;/text&gt;</w:t>
-        <w:br/>
-        <w:t>&lt;line x1="380" y1="190" x2="617" y2="153" stroke="#94a3b8" stroke-width="2"/&gt;</w:t>
-        <w:br/>
-        <w:t>&lt;rect x="545" y="131" width="144" height="44" rx="10" fill="#ffffff" stroke="#7c3aed" stroke-width="2"/&gt;</w:t>
-        <w:br/>
-        <w:t>&lt;text x="617" y="157" text-anchor="middle" font-size="11" fill="#0f172a"&gt;Word, Sentence and …&lt;/text&gt;</w:t>
-        <w:br/>
-        <w:t>&lt;line x1="380" y1="190" x2="526" y2="287" stroke="#94a3b8" stroke-width="2"/&gt;</w:t>
-        <w:br/>
-        <w:t>&lt;rect x="454" y="265" width="144" height="44" rx="10" fill="#ffffff" stroke="#0891b2" stroke-width="2"/&gt;</w:t>
-        <w:br/>
-        <w:t>&lt;text x="526" y="291" text-anchor="middle" font-size="11" fill="#0f172a"&gt;Contrastive Represe…&lt;/text&gt;</w:t>
-        <w:br/>
-        <w:t>&lt;line x1="380" y1="190" x2="234" y2="287" stroke="#94a3b8" stroke-width="2"/&gt;</w:t>
-        <w:br/>
-        <w:t>&lt;rect x="162" y="265" width="144" height="44" rx="10" fill="#ffffff" stroke="#059669" stroke-width="2"/&gt;</w:t>
-        <w:br/>
-        <w:t>&lt;text x="234" y="291" text-anchor="middle" font-size="11" fill="#0f172a"&gt;Similarity Metrics …&lt;/text&gt;</w:t>
-        <w:br/>
-        <w:t>&lt;line x1="380" y1="190" x2="143" y2="153" stroke="#94a3b8" stroke-width="2"/&gt;</w:t>
-        <w:br/>
-        <w:t>&lt;rect x="71" y="131" width="144" height="44" rx="10" fill="#ffffff" stroke="#d97706" stroke-width="2"/&gt;</w:t>
-        <w:br/>
-        <w:t>&lt;text x="143" y="157" text-anchor="middle" font-size="11" fill="#0f172a"&gt;Multimodal and Cros…&lt;/text&gt;</w:t>
+        <w:t>&lt;svg xmlns="http://www.w3.org/2000/svg" width="760" height="380" viewBox="0 0 760 380" font-family="Inter, Segoe UI, Arial, sans-serif"&gt;</w:t>
+        <w:br/>
+        <w:t>&lt;defs&gt;&lt;marker id="arrow" markerWidth="10" markerHeight="10" refX="8" refY="3" orient="auto" markerUnits="strokeWidth"&gt;&lt;path d="M0,0 L8,3 L0,6 z" fill="#94a3b8"/&gt;&lt;/marker&gt;&lt;marker id="arrowA" markerWidth="10" markerHeight="10" refX="8" refY="3" orient="auto" markerUnits="strokeWidth"&gt;&lt;path d="M0,0 L8,3 L0,6 z" fill="#4338ca"/&gt;&lt;/marker&gt;&lt;/defs&gt;</w:t>
+        <w:br/>
+        <w:t>&lt;rect width="760" height="380" rx="12" fill="#f8fafc"/&gt;</w:t>
+        <w:br/>
+        <w:t>&lt;text x="380" y="30" text-anchor="middle" font-size="17" font-weight="700" fill="#0f172a"&gt;Security Architecture - Operating in Production&lt;/text&gt;</w:t>
+        <w:br/>
+        <w:t>&lt;rect x="30" y="48" width="700" height="96" rx="12" fill="#eef2ff" stroke="#e2e8f0"/&gt;</w:t>
+        <w:br/>
+        <w:t>&lt;text x="44" y="66" font-size="11" font-weight="700" fill="#475569"&gt;Consumers&lt;/text&gt;</w:t>
+        <w:br/>
+        <w:t>&lt;rect x="44" y="78" width="150" height="48" rx="10" fill="#ffffff" stroke="#4338ca" stroke-width="2"/&gt;&lt;text x="119.0" y="105.74" text-anchor="middle" font-size="11" font-weight="600" fill="#0f172a"&gt;Users / Apps&lt;/text&gt;</w:t>
+        <w:br/>
+        <w:t>&lt;rect x="208" y="78" width="150" height="48" rx="10" fill="#ffffff" stroke="#7c3aed" stroke-width="2"/&gt;&lt;text x="283.0" y="105.74" text-anchor="middle" font-size="11" font-weight="600" fill="#0f172a"&gt;API Clients&lt;/text&gt;</w:t>
+        <w:br/>
+        <w:t>&lt;rect x="30" y="166" width="700" height="96" rx="12" fill="#f5f3ff" stroke="#e2e8f0"/&gt;</w:t>
+        <w:br/>
+        <w:t>&lt;text x="44" y="184" font-size="11" font-weight="700" fill="#475569"&gt;Embeddings Platform&lt;/text&gt;</w:t>
+        <w:br/>
+        <w:t>&lt;rect x="44.0" y="196" width="122.8" height="48" rx="10" fill="#ffffff" stroke="#7c3aed" stroke-width="2"/&gt;&lt;text x="105.4" y="223.74" text-anchor="middle" font-size="11" font-weight="600" fill="#0f172a"&gt;Gateway&lt;/text&gt;</w:t>
+        <w:br/>
+        <w:t>&lt;rect x="180.8" y="196" width="122.8" height="48" rx="10" fill="#ffffff" stroke="#0891b2" stroke-width="2"/&gt;&lt;text x="242.20000000000002" y="223.74" text-anchor="middle" font-size="11" font-weight="600" fill="#0f172a"&gt;From One-Hot to Di…&lt;/text&gt;</w:t>
+        <w:br/>
+        <w:t>&lt;rect x="317.6" y="196" width="122.8" height="48" rx="10" fill="#ffffff" stroke="#059669" stroke-width="2"/&gt;&lt;text x="379.0" y="223.74" text-anchor="middle" font-size="11" font-weight="600" fill="#0f172a"&gt;Word, Sentence and…&lt;/text&gt;</w:t>
+        <w:br/>
+        <w:t>&lt;rect x="454.40000000000003" y="196" width="122.8" height="48" rx="10" fill="#ffffff" stroke="#d97706" stroke-width="2"/&gt;&lt;text x="515.8000000000001" y="223.74" text-anchor="middle" font-size="11" font-weight="600" fill="#0f172a"&gt;Contrastive Repres…&lt;/text&gt;</w:t>
+        <w:br/>
+        <w:t>&lt;rect x="591.2" y="196" width="122.8" height="48" rx="10" fill="#ffffff" stroke="#dc2626" stroke-width="2"/&gt;&lt;text x="652.6" y="223.74" text-anchor="middle" font-size="11" font-weight="600" fill="#0f172a"&gt;Similarity Metrics…&lt;/text&gt;</w:t>
+        <w:br/>
+        <w:t>&lt;rect x="30" y="284" width="700" height="96" rx="12" fill="#ecfeff" stroke="#e2e8f0"/&gt;</w:t>
+        <w:br/>
+        <w:t>&lt;text x="44" y="302" font-size="11" font-weight="700" fill="#475569"&gt;Data &amp;amp; Operations&lt;/text&gt;</w:t>
+        <w:br/>
+        <w:t>&lt;rect x="44" y="314" width="150" height="48" rx="10" fill="#ffffff" stroke="#0891b2" stroke-width="2"/&gt;&lt;text x="119.0" y="341.74" text-anchor="middle" font-size="11" font-weight="600" fill="#0f172a"&gt;Primary Store&lt;/text&gt;</w:t>
+        <w:br/>
+        <w:t>&lt;rect x="208" y="314" width="150" height="48" rx="10" fill="#ffffff" stroke="#059669" stroke-width="2"/&gt;&lt;text x="283.0" y="341.74" text-anchor="middle" font-size="11" font-weight="600" fill="#0f172a"&gt;Vector Index&lt;/text&gt;</w:t>
+        <w:br/>
+        <w:t>&lt;rect x="372" y="314" width="150" height="48" rx="10" fill="#ffffff" stroke="#d97706" stroke-width="2"/&gt;&lt;text x="447.0" y="341.74" text-anchor="middle" font-size="11" font-weight="600" fill="#0f172a"&gt;Observability&lt;/text&gt;</w:t>
+        <w:br/>
+        <w:t>&lt;rect x="536" y="314" width="150" height="48" rx="10" fill="#ffffff" stroke="#dc2626" stroke-width="2"/&gt;&lt;text x="611.0" y="341.74" text-anchor="middle" font-size="11" font-weight="600" fill="#0f172a"&gt;Security&lt;/text&gt;</w:t>
+        <w:br/>
+        <w:t>&lt;line x1="380.0" y1="126" x2="380.0" y2="196" stroke="#4338ca" stroke-width="2" marker-end="url(#arrowA)"/&gt;</w:t>
+        <w:br/>
+        <w:t>&lt;line x1="380.0" y1="244" x2="380.0" y2="314" stroke="#4338ca" stroke-width="2" marker-end="url(#arrowA)"/&gt;</w:t>
         <w:br/>
         <w:t>&lt;/svg&gt;</w:t>
       </w:r>
@@ -16462,45 +16448,39 @@
           <w:rFonts w:ascii="Consolas" w:hAnsi="Consolas"/>
           <w:sz w:val="16"/>
         </w:rPr>
-        <w:t>&lt;svg xmlns="http://www.w3.org/2000/svg" width="760" height="360" viewBox="0 0 760 360" font-family="Inter, Arial, sans-serif"&gt;</w:t>
-        <w:br/>
-        <w:t>&lt;rect width="760" height="360" fill="#f8fafc"/&gt;</w:t>
-        <w:br/>
-        <w:t>&lt;text x="380" y="34" text-anchor="middle" font-size="20" font-weight="700" fill="#0f172a"&gt;Data Flow - Security, Privacy and Governance&lt;/text&gt;</w:t>
-        <w:br/>
-        <w:t>&lt;rect x="290" y="162" width="180" height="56" rx="12" fill="#0f172a"/&gt;</w:t>
-        <w:br/>
-        <w:t>&lt;text x="380" y="195" text-anchor="middle" font-size="14" font-weight="700" fill="#ffffff"&gt;Embeddings&lt;/text&gt;</w:t>
-        <w:br/>
-        <w:t>&lt;line x1="380" y1="190" x2="380" y2="70" stroke="#94a3b8" stroke-width="2"/&gt;</w:t>
-        <w:br/>
-        <w:t>&lt;rect x="308" y="48" width="144" height="44" rx="10" fill="#ffffff" stroke="#2563eb" stroke-width="2"/&gt;</w:t>
-        <w:br/>
-        <w:t>&lt;text x="380" y="74" text-anchor="middle" font-size="11" fill="#0f172a"&gt;From One-Hot to Dis…&lt;/text&gt;</w:t>
-        <w:br/>
-        <w:t>&lt;line x1="380" y1="190" x2="617" y2="153" stroke="#94a3b8" stroke-width="2"/&gt;</w:t>
-        <w:br/>
-        <w:t>&lt;rect x="545" y="131" width="144" height="44" rx="10" fill="#ffffff" stroke="#7c3aed" stroke-width="2"/&gt;</w:t>
-        <w:br/>
-        <w:t>&lt;text x="617" y="157" text-anchor="middle" font-size="11" fill="#0f172a"&gt;Word, Sentence and …&lt;/text&gt;</w:t>
-        <w:br/>
-        <w:t>&lt;line x1="380" y1="190" x2="526" y2="287" stroke="#94a3b8" stroke-width="2"/&gt;</w:t>
-        <w:br/>
-        <w:t>&lt;rect x="454" y="265" width="144" height="44" rx="10" fill="#ffffff" stroke="#0891b2" stroke-width="2"/&gt;</w:t>
-        <w:br/>
-        <w:t>&lt;text x="526" y="291" text-anchor="middle" font-size="11" fill="#0f172a"&gt;Contrastive Represe…&lt;/text&gt;</w:t>
-        <w:br/>
-        <w:t>&lt;line x1="380" y1="190" x2="234" y2="287" stroke="#94a3b8" stroke-width="2"/&gt;</w:t>
-        <w:br/>
-        <w:t>&lt;rect x="162" y="265" width="144" height="44" rx="10" fill="#ffffff" stroke="#059669" stroke-width="2"/&gt;</w:t>
-        <w:br/>
-        <w:t>&lt;text x="234" y="291" text-anchor="middle" font-size="11" fill="#0f172a"&gt;Similarity Metrics …&lt;/text&gt;</w:t>
-        <w:br/>
-        <w:t>&lt;line x1="380" y1="190" x2="143" y2="153" stroke="#94a3b8" stroke-width="2"/&gt;</w:t>
-        <w:br/>
-        <w:t>&lt;rect x="71" y="131" width="144" height="44" rx="10" fill="#ffffff" stroke="#d97706" stroke-width="2"/&gt;</w:t>
-        <w:br/>
-        <w:t>&lt;text x="143" y="157" text-anchor="middle" font-size="11" fill="#0f172a"&gt;Multimodal and Cros…&lt;/text&gt;</w:t>
+        <w:t>&lt;svg xmlns="http://www.w3.org/2000/svg" width="760" height="380" viewBox="0 0 760 380" font-family="Inter, Segoe UI, Arial, sans-serif"&gt;</w:t>
+        <w:br/>
+        <w:t>&lt;defs&gt;&lt;marker id="arrow" markerWidth="10" markerHeight="10" refX="8" refY="3" orient="auto" markerUnits="strokeWidth"&gt;&lt;path d="M0,0 L8,3 L0,6 z" fill="#94a3b8"/&gt;&lt;/marker&gt;&lt;marker id="arrowA" markerWidth="10" markerHeight="10" refX="8" refY="3" orient="auto" markerUnits="strokeWidth"&gt;&lt;path d="M0,0 L8,3 L0,6 z" fill="#4338ca"/&gt;&lt;/marker&gt;&lt;/defs&gt;</w:t>
+        <w:br/>
+        <w:t>&lt;rect width="760" height="380" rx="12" fill="#f8fafc"/&gt;</w:t>
+        <w:br/>
+        <w:t>&lt;text x="380" y="30" text-anchor="middle" font-size="17" font-weight="700" fill="#0f172a"&gt;Data Flow - Security, Privacy and Governance&lt;/text&gt;</w:t>
+        <w:br/>
+        <w:t>&lt;rect x="40.0" y="166.0" width="104" height="60" rx="10" fill="#ffffff" stroke="#4338ca" stroke-width="2"/&gt;&lt;text x="92.0" y="200.08" text-anchor="middle" font-size="12" font-weight="600" fill="#0f172a"&gt;Sources&lt;/text&gt;</w:t>
+        <w:br/>
+        <w:t>&lt;rect x="155.2" y="166.0" width="104" height="60" rx="10" fill="#ffffff" stroke="#7c3aed" stroke-width="2"/&gt;&lt;text x="207.2" y="200.08" text-anchor="middle" font-size="12" font-weight="600" fill="#0f172a"&gt;Ingest&lt;/text&gt;</w:t>
+        <w:br/>
+        <w:t>&lt;line x1="144.0" y1="196.0" x2="155.2" y2="196.0" stroke="#4338ca" stroke-width="2" marker-end="url(#arrowA)"/&gt;</w:t>
+        <w:br/>
+        <w:t>&lt;rect x="270.4" y="166.0" width="104" height="60" rx="10" fill="#ffffff" stroke="#0891b2" stroke-width="2"/&gt;&lt;text x="322.4" y="200.08" text-anchor="middle" font-size="12" font-weight="600" fill="#0f172a"&gt;Validate&lt;/text&gt;</w:t>
+        <w:br/>
+        <w:t>&lt;line x1="259.2" y1="196.0" x2="270.4" y2="196.0" stroke="#4338ca" stroke-width="2" marker-end="url(#arrowA)"/&gt;</w:t>
+        <w:br/>
+        <w:t>&lt;rect x="385.6" y="166.0" width="104" height="60" rx="10" fill="#ffffff" stroke="#059669" stroke-width="2"/&gt;&lt;text x="437.6" y="200.08" text-anchor="middle" font-size="12" font-weight="600" fill="#0f172a"&gt;Transform&lt;/text&gt;</w:t>
+        <w:br/>
+        <w:t>&lt;line x1="374.4" y1="196.0" x2="385.6" y2="196.0" stroke="#4338ca" stroke-width="2" marker-end="url(#arrowA)"/&gt;</w:t>
+        <w:br/>
+        <w:t>&lt;rect x="500.8" y="166.0" width="104" height="60" rx="10" fill="#ffffff" stroke="#d97706" stroke-width="2"/&gt;&lt;text x="552.8" y="200.08" text-anchor="middle" font-size="12" font-weight="600" fill="#0f172a"&gt;Index&lt;/text&gt;</w:t>
+        <w:br/>
+        <w:t>&lt;line x1="489.6" y1="196.0" x2="500.8" y2="196.0" stroke="#4338ca" stroke-width="2" marker-end="url(#arrowA)"/&gt;</w:t>
+        <w:br/>
+        <w:t>&lt;rect x="616.0" y="166.0" width="104" height="60" rx="10" fill="#ffffff" stroke="#dc2626" stroke-width="2"/&gt;&lt;text x="668.0" y="200.08" text-anchor="middle" font-size="12" font-weight="600" fill="#0f172a"&gt;Serve&lt;/text&gt;</w:t>
+        <w:br/>
+        <w:t>&lt;line x1="604.8" y1="196.0" x2="616.0" y2="196.0" stroke="#4338ca" stroke-width="2" marker-end="url(#arrowA)"/&gt;</w:t>
+        <w:br/>
+        <w:t>&lt;path d="M668.0,226.0 q0,46 -288.0,46 q-288.0,0 -288.0,-46" fill="none" stroke="#cbd5e1" stroke-width="1.6" stroke-dasharray="5 4" marker-end="url(#arrow)"/&gt;</w:t>
+        <w:br/>
+        <w:t>&lt;text x="380.0" y="288.0" text-anchor="middle" font-size="9.5" fill="#94a3b8"&gt;feedback / monitoring loop&lt;/text&gt;</w:t>
         <w:br/>
         <w:t>&lt;/svg&gt;</w:t>
       </w:r>
@@ -19807,45 +19787,41 @@
           <w:rFonts w:ascii="Consolas" w:hAnsi="Consolas"/>
           <w:sz w:val="16"/>
         </w:rPr>
-        <w:t>&lt;svg xmlns="http://www.w3.org/2000/svg" width="760" height="360" viewBox="0 0 760 360" font-family="Inter, Arial, sans-serif"&gt;</w:t>
-        <w:br/>
-        <w:t>&lt;rect width="760" height="360" fill="#f8fafc"/&gt;</w:t>
-        <w:br/>
-        <w:t>&lt;text x="380" y="34" text-anchor="middle" font-size="20" font-weight="700" fill="#0f172a"&gt;Capability Map - Capstone Project&lt;/text&gt;</w:t>
-        <w:br/>
-        <w:t>&lt;rect x="290" y="162" width="180" height="56" rx="12" fill="#0f172a"/&gt;</w:t>
-        <w:br/>
-        <w:t>&lt;text x="380" y="195" text-anchor="middle" font-size="14" font-weight="700" fill="#ffffff"&gt;Embeddings&lt;/text&gt;</w:t>
-        <w:br/>
-        <w:t>&lt;line x1="380" y1="190" x2="380" y2="70" stroke="#94a3b8" stroke-width="2"/&gt;</w:t>
-        <w:br/>
-        <w:t>&lt;rect x="308" y="48" width="144" height="44" rx="10" fill="#ffffff" stroke="#2563eb" stroke-width="2"/&gt;</w:t>
-        <w:br/>
-        <w:t>&lt;text x="380" y="74" text-anchor="middle" font-size="11" fill="#0f172a"&gt;From One-Hot to Dis…&lt;/text&gt;</w:t>
-        <w:br/>
-        <w:t>&lt;line x1="380" y1="190" x2="617" y2="153" stroke="#94a3b8" stroke-width="2"/&gt;</w:t>
-        <w:br/>
-        <w:t>&lt;rect x="545" y="131" width="144" height="44" rx="10" fill="#ffffff" stroke="#7c3aed" stroke-width="2"/&gt;</w:t>
-        <w:br/>
-        <w:t>&lt;text x="617" y="157" text-anchor="middle" font-size="11" fill="#0f172a"&gt;Word, Sentence and …&lt;/text&gt;</w:t>
-        <w:br/>
-        <w:t>&lt;line x1="380" y1="190" x2="526" y2="287" stroke="#94a3b8" stroke-width="2"/&gt;</w:t>
-        <w:br/>
-        <w:t>&lt;rect x="454" y="265" width="144" height="44" rx="10" fill="#ffffff" stroke="#0891b2" stroke-width="2"/&gt;</w:t>
-        <w:br/>
-        <w:t>&lt;text x="526" y="291" text-anchor="middle" font-size="11" fill="#0f172a"&gt;Contrastive Represe…&lt;/text&gt;</w:t>
-        <w:br/>
-        <w:t>&lt;line x1="380" y1="190" x2="234" y2="287" stroke="#94a3b8" stroke-width="2"/&gt;</w:t>
-        <w:br/>
-        <w:t>&lt;rect x="162" y="265" width="144" height="44" rx="10" fill="#ffffff" stroke="#059669" stroke-width="2"/&gt;</w:t>
-        <w:br/>
-        <w:t>&lt;text x="234" y="291" text-anchor="middle" font-size="11" fill="#0f172a"&gt;Similarity Metrics …&lt;/text&gt;</w:t>
-        <w:br/>
-        <w:t>&lt;line x1="380" y1="190" x2="143" y2="153" stroke="#94a3b8" stroke-width="2"/&gt;</w:t>
-        <w:br/>
-        <w:t>&lt;rect x="71" y="131" width="144" height="44" rx="10" fill="#ffffff" stroke="#d97706" stroke-width="2"/&gt;</w:t>
-        <w:br/>
-        <w:t>&lt;text x="143" y="157" text-anchor="middle" font-size="11" fill="#0f172a"&gt;Multimodal and Cros…&lt;/text&gt;</w:t>
+        <w:t>&lt;svg xmlns="http://www.w3.org/2000/svg" width="760" height="380" viewBox="0 0 760 380" font-family="Inter, Segoe UI, Arial, sans-serif"&gt;</w:t>
+        <w:br/>
+        <w:t>&lt;defs&gt;&lt;marker id="arrow" markerWidth="10" markerHeight="10" refX="8" refY="3" orient="auto" markerUnits="strokeWidth"&gt;&lt;path d="M0,0 L8,3 L0,6 z" fill="#94a3b8"/&gt;&lt;/marker&gt;&lt;marker id="arrowA" markerWidth="10" markerHeight="10" refX="8" refY="3" orient="auto" markerUnits="strokeWidth"&gt;&lt;path d="M0,0 L8,3 L0,6 z" fill="#4338ca"/&gt;&lt;/marker&gt;&lt;/defs&gt;</w:t>
+        <w:br/>
+        <w:t>&lt;rect width="760" height="380" rx="12" fill="#f8fafc"/&gt;</w:t>
+        <w:br/>
+        <w:t>&lt;text x="380" y="30" text-anchor="middle" font-size="17" font-weight="700" fill="#0f172a"&gt;Capability Map - Capstone Project&lt;/text&gt;</w:t>
+        <w:br/>
+        <w:t>&lt;circle cx="380.0" cy="198.0" r="46" fill="#0f172a"/&gt;</w:t>
+        <w:br/>
+        <w:t>&lt;text x="380.0" y="202.0" text-anchor="middle" font-size="12" font-weight="700" fill="#ffffff"&gt;Embeddings&lt;/text&gt;</w:t>
+        <w:br/>
+        <w:t>&lt;line x1="380.0" y1="152.0" x2="380.0" y2="92.0" stroke="#94a3b8" stroke-width="2" marker-end="url(#arrow)"/&gt;</w:t>
+        <w:br/>
+        <w:t>&lt;rect x="306.0" y="58.0" width="148" height="44" rx="10" fill="#ffffff" stroke="#4338ca" stroke-width="2"/&gt;&lt;text x="380.0" y="83.74" text-anchor="middle" font-size="11" font-weight="600" fill="#0f172a"&gt;From One-Hot to Distrib…&lt;/text&gt;</w:t>
+        <w:br/>
+        <w:t>&lt;line x1="419.83716857408416" y1="175.0" x2="575.7217412552832" y2="145.0" stroke="#94a3b8" stroke-width="2" marker-end="url(#arrow)"/&gt;</w:t>
+        <w:br/>
+        <w:t>&lt;rect x="522.5063509461097" y="117.0" width="148" height="44" rx="10" fill="#ffffff" stroke="#7c3aed" stroke-width="2"/&gt;&lt;text x="596.5063509461097" y="142.74" text-anchor="middle" font-size="11" font-weight="600" fill="#0f172a"&gt;Word, Sentence and Docu…&lt;/text&gt;</w:t>
+        <w:br/>
+        <w:t>&lt;line x1="419.83716857408416" y1="221.0" x2="575.7217412552832" y2="251.0" stroke="#94a3b8" stroke-width="2" marker-end="url(#arrow)"/&gt;</w:t>
+        <w:br/>
+        <w:t>&lt;rect x="522.5063509461097" y="235.0" width="148" height="44" rx="10" fill="#ffffff" stroke="#0891b2" stroke-width="2"/&gt;&lt;text x="596.5063509461097" y="260.74" text-anchor="middle" font-size="11" font-weight="600" fill="#0f172a"&gt;Contrastive Representat…&lt;/text&gt;</w:t>
+        <w:br/>
+        <w:t>&lt;line x1="380.0" y1="244.0" x2="380.0" y2="304.0" stroke="#94a3b8" stroke-width="2" marker-end="url(#arrow)"/&gt;</w:t>
+        <w:br/>
+        <w:t>&lt;rect x="306.0" y="294.0" width="148" height="44" rx="10" fill="#ffffff" stroke="#059669" stroke-width="2"/&gt;&lt;text x="380.0" y="319.74" text-anchor="middle" font-size="11" font-weight="600" fill="#0f172a"&gt;Similarity Metrics and …&lt;/text&gt;</w:t>
+        <w:br/>
+        <w:t>&lt;line x1="340.16283142591584" y1="221.0" x2="184.2782587447169" y2="251.00000000000006" stroke="#94a3b8" stroke-width="2" marker-end="url(#arrow)"/&gt;</w:t>
+        <w:br/>
+        <w:t>&lt;rect x="89.49364905389038" y="235.00000000000006" width="148" height="44" rx="10" fill="#ffffff" stroke="#d97706" stroke-width="2"/&gt;&lt;text x="163.49364905389038" y="260.74000000000007" text-anchor="middle" font-size="11" font-weight="600" fill="#0f172a"&gt;Multimodal and Cross-En…&lt;/text&gt;</w:t>
+        <w:br/>
+        <w:t>&lt;line x1="340.16283142591584" y1="175.0" x2="184.27825874471688" y2="145.0" stroke="#94a3b8" stroke-width="2" marker-end="url(#arrow)"/&gt;</w:t>
+        <w:br/>
+        <w:t>&lt;rect x="89.49364905389035" y="117.0" width="148" height="44" rx="10" fill="#ffffff" stroke="#dc2626" stroke-width="2"/&gt;&lt;text x="163.49364905389035" y="142.74" text-anchor="middle" font-size="11" font-weight="600" fill="#0f172a"&gt;Dimensionality, Compres…&lt;/text&gt;</w:t>
         <w:br/>
         <w:t>&lt;/svg&gt;</w:t>
       </w:r>

--- a/content/embeddings/embeddings-foundations/embeddings-foundations.docx
+++ b/content/embeddings/embeddings-foundations/embeddings-foundations.docx
@@ -3787,7 +3787,7 @@
           <w:rFonts w:ascii="Consolas" w:hAnsi="Consolas"/>
           <w:sz w:val="16"/>
         </w:rPr>
-        <w:t>&lt;svg xmlns="http://www.w3.org/2000/svg" width="840" height="460" data-tpl="layered" data-pal="3-3" viewBox="0 0 840 460" font-family="Inter, Segoe UI, Arial, sans-serif"&gt;&lt;defs&gt;&lt;marker id="ar" markerWidth="9" markerHeight="9" refX="7" refY="3" orient="auto"&gt;&lt;path d="M0,0 L7,3 L0,6 z" fill="#94a3b8"/&gt;&lt;/marker&gt;&lt;marker id="arw" markerWidth="9" markerHeight="9" refX="7" refY="3" orient="auto"&gt;&lt;path d="M0,0 L7,3 L0,6 z" fill="#ffffff"/&gt;&lt;/marker&gt;&lt;filter id="sh" x="-20%" y="-20%" width="140%" height="140%"&gt;&lt;feDropShadow dx="0" dy="2" stdDeviation="3" flood-color="#0f172a" flood-opacity="0.16"/&gt;&lt;/filter&gt;&lt;/defs&gt;&lt;defs&gt;&lt;linearGradient id="bn702e1b2" x1="0" y1="0" x2="1" y2="0"&gt;&lt;stop offset="0" stop-color="#ea580c"/&gt;&lt;stop offset="1" stop-color="#f97316"/&gt;&lt;/linearGradient&gt;&lt;/defs&gt;&lt;rect width="840" height="460" rx="14" fill="#ffffff"/&gt;&lt;rect x="0" y="0" width="840" height="48" rx="14" fill="url(#bn702e1b2)"/&gt;&lt;rect x="0" y="32" width="840" height="16" fill="url(#bn702e1b2)"/&gt;&lt;text x="420" y="25" text-anchor="middle" font-size="15" font-weight="700" fill="#ffffff" dominant-baseline="middle"&gt;Operating Model - Multimodal and Cross-Encoder Embeddings&lt;/text&gt;&lt;rect x="28" y="64" width="784" height="104" rx="14" fill="#f8fafc" stroke="#e2e8f0" stroke-width="1"/&gt;&lt;text x="42" y="80" text-anchor="start" font-size="11" font-weight="700" fill="#64748b" dominant-baseline="middle"&gt;Experience&lt;/text&gt;&lt;rect x="42" y="96" width="371" height="52" rx="11" fill="#ea580c" filter="url(#sh)"/&gt;&lt;text x="228" y="122" text-anchor="middle" font-size="11" font-weight="600" fill="#ffffff" dominant-baseline="middle"&gt;The Retrieval Stack Reference Architecture&lt;/text&gt;&lt;rect x="427" y="96" width="371" height="52" rx="11" fill="#f97316" filter="url(#sh)"/&gt;&lt;text x="612" y="122" text-anchor="middle" font-size="11" font-weight="600" fill="#ffffff" dominant-baseline="middle"&gt;From One-Hot to Distributed Representations&lt;/text&gt;&lt;rect x="28" y="186" width="784" height="104" rx="14" fill="#f8fafc" stroke="#e2e8f0" stroke-width="1"/&gt;&lt;text x="42" y="202" text-anchor="start" font-size="11" font-weight="700" fill="#64748b" dominant-baseline="middle"&gt;Platform&lt;/text&gt;&lt;rect x="42" y="218" width="178" height="52" rx="11" fill="#f97316" filter="url(#sh)"/&gt;&lt;text x="131" y="244" text-anchor="middle" font-size="11" font-weight="600" fill="#ffffff" dominant-baseline="middle"&gt;Similarity Metrics and Norma…&lt;/text&gt;&lt;rect x="234" y="218" width="178" height="52" rx="11" fill="#fb923c" filter="url(#sh)"/&gt;&lt;text x="324" y="244" text-anchor="middle" font-size="11" font-weight="600" fill="#ffffff" dominant-baseline="middle"&gt;Multimodal and Cross-Encoder…&lt;/text&gt;&lt;rect x="427" y="218" width="178" height="52" rx="11" fill="#b45309" filter="url(#sh)"/&gt;&lt;text x="516" y="244" text-anchor="middle" font-size="11" font-weight="600" fill="#ffffff" dominant-baseline="middle"&gt;Dimensionality, Compression …&lt;/text&gt;&lt;rect x="620" y="218" width="178" height="52" rx="11" fill="#d97706" filter="url(#sh)"/&gt;&lt;text x="709" y="244" text-anchor="middle" font-size="11" font-weight="600" fill="#ffffff" dominant-baseline="middle"&gt;Indexing for Approximate Nea…&lt;/text&gt;&lt;rect x="28" y="308" width="784" height="104" rx="14" fill="#f8fafc" stroke="#e2e8f0" stroke-width="1"/&gt;&lt;text x="42" y="324" text-anchor="start" font-size="11" font-weight="700" fill="#64748b" dominant-baseline="middle"&gt;Data &amp;amp; Operations&lt;/text&gt;&lt;rect x="42" y="340" width="178" height="52" rx="11" fill="#fb923c" filter="url(#sh)"/&gt;&lt;text x="131" y="366" text-anchor="middle" font-size="11" font-weight="600" fill="#ffffff" dominant-baseline="middle"&gt;Store&lt;/text&gt;&lt;rect x="234" y="340" width="178" height="52" rx="11" fill="#b45309" filter="url(#sh)"/&gt;&lt;text x="324" y="366" text-anchor="middle" font-size="11" font-weight="600" fill="#ffffff" dominant-baseline="middle"&gt;Index&lt;/text&gt;&lt;rect x="427" y="340" width="178" height="52" rx="11" fill="#d97706" filter="url(#sh)"/&gt;&lt;text x="516" y="366" text-anchor="middle" font-size="11" font-weight="600" fill="#ffffff" dominant-baseline="middle"&gt;Observability&lt;/text&gt;&lt;rect x="620" y="340" width="178" height="52" rx="11" fill="#f59e0b" filter="url(#sh)"/&gt;&lt;text x="709" y="366" text-anchor="middle" font-size="11" font-weight="600" fill="#ffffff" dominant-baseline="middle"&gt;Security&lt;/text&gt;&lt;text x="28" y="446" text-anchor="start" font-size="9.5" font-weight="500" fill="#64748b" dominant-baseline="middle"&gt;Embeddings  •  Operating Model&lt;/text&gt;&lt;/svg&gt;</w:t>
+        <w:t>&lt;svg xmlns="http://www.w3.org/2000/svg" width="840" height="460" data-tpl="layered" data-pal="3-3" viewBox="0 0 840 460" font-family="Inter, Segoe UI, Arial, sans-serif"&gt;&lt;defs&gt;&lt;marker id="ar" markerWidth="9" markerHeight="9" refX="7" refY="3" orient="auto"&gt;&lt;path d="M0,0 L7,3 L0,6 z" fill="#94a3b8"/&gt;&lt;/marker&gt;&lt;marker id="arw" markerWidth="9" markerHeight="9" refX="7" refY="3" orient="auto"&gt;&lt;path d="M0,0 L7,3 L0,6 z" fill="#ffffff"/&gt;&lt;/marker&gt;&lt;filter id="sh" x="-20%" y="-20%" width="140%" height="140%"&gt;&lt;feDropShadow dx="0" dy="2" stdDeviation="3" flood-color="#0f172a" flood-opacity="0.16"/&gt;&lt;/filter&gt;&lt;/defs&gt;&lt;defs&gt;&lt;linearGradient id="bn702e1b2" x1="0" y1="0" x2="1" y2="0"&gt;&lt;stop offset="0" stop-color="#ea580c"/&gt;&lt;stop offset="1" stop-color="#f97316"/&gt;&lt;/linearGradient&gt;&lt;/defs&gt;&lt;rect width="840" height="460" rx="14" fill="#ffffff"/&gt;&lt;rect x="0" y="0" width="840" height="48" rx="14" fill="url(#bn702e1b2)"/&gt;&lt;rect x="0" y="32" width="840" height="16" fill="url(#bn702e1b2)"/&gt;&lt;text x="420" y="25" text-anchor="middle" font-size="14.5" font-weight="700" fill="#ffffff" dominant-baseline="middle"&gt;Operating Model - Multimodal and Cross-Encoder Embeddings&lt;/text&gt;&lt;rect x="28" y="64" width="784" height="104" rx="14" fill="#f8fafc" stroke="#e2e8f0" stroke-width="1"/&gt;&lt;text x="42" y="80" text-anchor="start" font-size="11" font-weight="700" fill="#64748b" dominant-baseline="middle"&gt;Experience&lt;/text&gt;&lt;rect x="42" y="96" width="371" height="52" rx="11" fill="#ea580c" filter="url(#sh)"/&gt;&lt;text x="228" y="122" text-anchor="middle" font-size="11" font-weight="600" fill="#ffffff" dominant-baseline="middle"&gt;The Retrieval Stack Reference Architecture&lt;/text&gt;&lt;rect x="427" y="96" width="371" height="52" rx="11" fill="#f97316" filter="url(#sh)"/&gt;&lt;text x="612" y="122" text-anchor="middle" font-size="11" font-weight="600" fill="#ffffff" dominant-baseline="middle"&gt;From One-Hot to Distributed Representations&lt;/text&gt;&lt;rect x="28" y="186" width="784" height="104" rx="14" fill="#f8fafc" stroke="#e2e8f0" stroke-width="1"/&gt;&lt;text x="42" y="202" text-anchor="start" font-size="11" font-weight="700" fill="#64748b" dominant-baseline="middle"&gt;Platform&lt;/text&gt;&lt;rect x="42" y="218" width="178" height="52" rx="11" fill="#f97316" filter="url(#sh)"/&gt;&lt;text x="131" y="239" text-anchor="middle" font-size="9.5" font-weight="600" fill="#ffffff" dominant-baseline="middle"&gt;Similarity Metrics and&lt;/text&gt;&lt;text x="131" y="249" text-anchor="middle" font-size="9.5" font-weight="600" fill="#ffffff" dominant-baseline="middle"&gt;Normalisation&lt;/text&gt;&lt;rect x="234" y="218" width="178" height="52" rx="11" fill="#fb923c" filter="url(#sh)"/&gt;&lt;text x="324" y="239" text-anchor="middle" font-size="9.5" font-weight="600" fill="#ffffff" dominant-baseline="middle"&gt;Multimodal and Cross-Encoder&lt;/text&gt;&lt;text x="324" y="249" text-anchor="middle" font-size="9.5" font-weight="600" fill="#ffffff" dominant-baseline="middle"&gt;Embeddings&lt;/text&gt;&lt;rect x="427" y="218" width="178" height="52" rx="11" fill="#b45309" filter="url(#sh)"/&gt;&lt;text x="516" y="239" text-anchor="middle" font-size="9.5" font-weight="600" fill="#ffffff" dominant-baseline="middle"&gt;Dimensionality, Compression and&lt;/text&gt;&lt;text x="516" y="249" text-anchor="middle" font-size="9.5" font-weight="600" fill="#ffffff" dominant-baseline="middle"&gt;Quantisation&lt;/text&gt;&lt;rect x="620" y="218" width="178" height="52" rx="11" fill="#d97706" filter="url(#sh)"/&gt;&lt;text x="709" y="239" text-anchor="middle" font-size="9.5" font-weight="600" fill="#ffffff" dominant-baseline="middle"&gt;Indexing for Approximate Nearest&lt;/text&gt;&lt;text x="709" y="249" text-anchor="middle" font-size="9.5" font-weight="600" fill="#ffffff" dominant-baseline="middle"&gt;Neighbour Search&lt;/text&gt;&lt;rect x="28" y="308" width="784" height="104" rx="14" fill="#f8fafc" stroke="#e2e8f0" stroke-width="1"/&gt;&lt;text x="42" y="324" text-anchor="start" font-size="11" font-weight="700" fill="#64748b" dominant-baseline="middle"&gt;Data &amp;amp; Operations&lt;/text&gt;&lt;rect x="42" y="340" width="178" height="52" rx="11" fill="#fb923c" filter="url(#sh)"/&gt;&lt;text x="131" y="366" text-anchor="middle" font-size="11" font-weight="600" fill="#ffffff" dominant-baseline="middle"&gt;Store&lt;/text&gt;&lt;rect x="234" y="340" width="178" height="52" rx="11" fill="#b45309" filter="url(#sh)"/&gt;&lt;text x="324" y="366" text-anchor="middle" font-size="11" font-weight="600" fill="#ffffff" dominant-baseline="middle"&gt;Index&lt;/text&gt;&lt;rect x="427" y="340" width="178" height="52" rx="11" fill="#d97706" filter="url(#sh)"/&gt;&lt;text x="516" y="366" text-anchor="middle" font-size="11" font-weight="600" fill="#ffffff" dominant-baseline="middle"&gt;Observability&lt;/text&gt;&lt;rect x="620" y="340" width="178" height="52" rx="11" fill="#f59e0b" filter="url(#sh)"/&gt;&lt;text x="709" y="366" text-anchor="middle" font-size="11" font-weight="600" fill="#ffffff" dominant-baseline="middle"&gt;Security&lt;/text&gt;&lt;text x="28" y="446" text-anchor="start" font-size="9.5" font-weight="500" fill="#64748b" dominant-baseline="middle"&gt;Embeddings  •  Operating Model&lt;/text&gt;&lt;/svg&gt;</w:t>
       </w:r>
     </w:p>
     <w:p>
@@ -14660,7 +14660,7 @@
           <w:rFonts w:ascii="Consolas" w:hAnsi="Consolas"/>
           <w:sz w:val="16"/>
         </w:rPr>
-        <w:t>&lt;svg xmlns="http://www.w3.org/2000/svg" width="840" height="460" data-tpl="matrix" data-pal="1-1" viewBox="0 0 840 460" font-family="Inter, Segoe UI, Arial, sans-serif"&gt;&lt;defs&gt;&lt;marker id="ar" markerWidth="9" markerHeight="9" refX="7" refY="3" orient="auto"&gt;&lt;path d="M0,0 L7,3 L0,6 z" fill="#94a3b8"/&gt;&lt;/marker&gt;&lt;marker id="arw" markerWidth="9" markerHeight="9" refX="7" refY="3" orient="auto"&gt;&lt;path d="M0,0 L7,3 L0,6 z" fill="#ffffff"/&gt;&lt;/marker&gt;&lt;filter id="sh" x="-20%" y="-20%" width="140%" height="140%"&gt;&lt;feDropShadow dx="0" dy="2" stdDeviation="3" flood-color="#0f172a" flood-opacity="0.16"/&gt;&lt;/filter&gt;&lt;/defs&gt;&lt;defs&gt;&lt;linearGradient id="bnfa948eb" x1="0" y1="0" x2="1" y2="0"&gt;&lt;stop offset="0" stop-color="#0891b2"/&gt;&lt;stop offset="1" stop-color="#0ea5e9"/&gt;&lt;/linearGradient&gt;&lt;/defs&gt;&lt;rect width="840" height="460" rx="14" fill="#ffffff"/&gt;&lt;rect x="0" y="0" width="840" height="48" rx="14" fill="url(#bnfa948eb)"/&gt;&lt;rect x="0" y="32" width="840" height="16" fill="url(#bnfa948eb)"/&gt;&lt;text x="420" y="25" text-anchor="middle" font-size="15" font-weight="700" fill="#ffffff" dominant-baseline="middle"&gt;Security Architecture - Operating in Production&lt;/text&gt;&lt;rect x="273" y="97" width="144" height="144" rx="12" fill="#0891b2"/&gt;&lt;text x="345" y="169" text-anchor="middle" font-size="12" font-weight="600" fill="#fff" dominant-baseline="middle"&gt;Evaluating Embe…&lt;/text&gt;&lt;rect x="423" y="97" width="144" height="144" rx="12" fill="#0ea5e9"/&gt;&lt;text x="495" y="169" text-anchor="middle" font-size="12" font-weight="600" fill="#fff" dominant-baseline="middle"&gt;Domain Adaptati…&lt;/text&gt;&lt;rect x="273" y="247" width="144" height="144" rx="12" fill="#38bdf8"/&gt;&lt;text x="345" y="319" text-anchor="middle" font-size="12" font-weight="600" fill="#fff" dominant-baseline="middle"&gt;Embedding Drift…&lt;/text&gt;&lt;rect x="423" y="247" width="144" height="144" rx="12" fill="#0284c7"/&gt;&lt;text x="495" y="319" text-anchor="middle" font-size="12" font-weight="600" fill="#fff" dominant-baseline="middle"&gt;Hybrid Search&lt;/text&gt;&lt;text x="420" y="82" text-anchor="middle" font-size="10" font-weight="600" fill="#64748b" dominant-baseline="middle"&gt;High impact&lt;/text&gt;&lt;text x="420" y="410" text-anchor="middle" font-size="10" font-weight="600" fill="#64748b" dominant-baseline="middle"&gt;Low impact&lt;/text&gt;&lt;text x="258.0" y="244.0" text-anchor="middle" font-size="10" fill="#64748b" transform="rotate(-90 258.0 244.0)"&gt;Low effort&lt;/text&gt;&lt;text x="582.0" y="244.0" text-anchor="middle" font-size="10" fill="#64748b" transform="rotate(90 582.0 244.0)"&gt;High effort&lt;/text&gt;&lt;text x="28" y="446" text-anchor="start" font-size="9.5" font-weight="500" fill="#64748b" dominant-baseline="middle"&gt;Embeddings  •  Security Architecture&lt;/text&gt;&lt;/svg&gt;</w:t>
+        <w:t>&lt;svg xmlns="http://www.w3.org/2000/svg" width="840" height="460" data-tpl="matrix" data-pal="1-1" viewBox="0 0 840 460" font-family="Inter, Segoe UI, Arial, sans-serif"&gt;&lt;defs&gt;&lt;marker id="ar" markerWidth="9" markerHeight="9" refX="7" refY="3" orient="auto"&gt;&lt;path d="M0,0 L7,3 L0,6 z" fill="#94a3b8"/&gt;&lt;/marker&gt;&lt;marker id="arw" markerWidth="9" markerHeight="9" refX="7" refY="3" orient="auto"&gt;&lt;path d="M0,0 L7,3 L0,6 z" fill="#ffffff"/&gt;&lt;/marker&gt;&lt;filter id="sh" x="-20%" y="-20%" width="140%" height="140%"&gt;&lt;feDropShadow dx="0" dy="2" stdDeviation="3" flood-color="#0f172a" flood-opacity="0.16"/&gt;&lt;/filter&gt;&lt;/defs&gt;&lt;defs&gt;&lt;linearGradient id="bnfa948eb" x1="0" y1="0" x2="1" y2="0"&gt;&lt;stop offset="0" stop-color="#0891b2"/&gt;&lt;stop offset="1" stop-color="#0ea5e9"/&gt;&lt;/linearGradient&gt;&lt;/defs&gt;&lt;rect width="840" height="460" rx="14" fill="#ffffff"/&gt;&lt;rect x="0" y="0" width="840" height="48" rx="14" fill="url(#bnfa948eb)"/&gt;&lt;rect x="0" y="32" width="840" height="16" fill="url(#bnfa948eb)"/&gt;&lt;text x="420" y="25" text-anchor="middle" font-size="14.5" font-weight="700" fill="#ffffff" dominant-baseline="middle"&gt;Security Architecture - Operating in Production&lt;/text&gt;&lt;rect x="273" y="97" width="144" height="144" rx="12" fill="#0891b2"/&gt;&lt;text x="345" y="155" text-anchor="middle" font-size="12" font-weight="600" fill="#fff" dominant-baseline="middle"&gt;Evaluating&lt;/text&gt;&lt;text x="345" y="169" text-anchor="middle" font-size="12" font-weight="600" fill="#fff" dominant-baseline="middle"&gt;Embedding&lt;/text&gt;&lt;text x="345" y="183" text-anchor="middle" font-size="12" font-weight="600" fill="#fff" dominant-baseline="middle"&gt;Quality&lt;/text&gt;&lt;rect x="423" y="97" width="144" height="144" rx="12" fill="#0ea5e9"/&gt;&lt;text x="495" y="155" text-anchor="middle" font-size="12" font-weight="600" fill="#fff" dominant-baseline="middle"&gt;Domain&lt;/text&gt;&lt;text x="495" y="169" text-anchor="middle" font-size="12" font-weight="600" fill="#fff" dominant-baseline="middle"&gt;Adaptation and&lt;/text&gt;&lt;text x="495" y="183" text-anchor="middle" font-size="12" font-weight="600" fill="#fff" dominant-baseline="middle"&gt;Fine-Tuning&lt;/text&gt;&lt;rect x="273" y="247" width="144" height="144" rx="12" fill="#38bdf8"/&gt;&lt;text x="345" y="312" text-anchor="middle" font-size="12" font-weight="600" fill="#fff" dominant-baseline="middle"&gt;Embedding Drift&lt;/text&gt;&lt;text x="345" y="326" text-anchor="middle" font-size="12" font-weight="600" fill="#fff" dominant-baseline="middle"&gt;and Re-Indexing&lt;/text&gt;&lt;rect x="423" y="247" width="144" height="144" rx="12" fill="#0284c7"/&gt;&lt;text x="495" y="319" text-anchor="middle" font-size="12" font-weight="600" fill="#fff" dominant-baseline="middle"&gt;Hybrid Search&lt;/text&gt;&lt;text x="420" y="82" text-anchor="middle" font-size="10" font-weight="600" fill="#64748b" dominant-baseline="middle"&gt;High impact&lt;/text&gt;&lt;text x="420" y="410" text-anchor="middle" font-size="10" font-weight="600" fill="#64748b" dominant-baseline="middle"&gt;Low impact&lt;/text&gt;&lt;text x="258.0" y="244.0" text-anchor="middle" font-size="10" fill="#64748b" transform="rotate(-90 258.0 244.0)"&gt;Low effort&lt;/text&gt;&lt;text x="582.0" y="244.0" text-anchor="middle" font-size="10" fill="#64748b" transform="rotate(90 582.0 244.0)"&gt;High effort&lt;/text&gt;&lt;text x="28" y="446" text-anchor="start" font-size="9.5" font-weight="500" fill="#64748b" dominant-baseline="middle"&gt;Embeddings  •  Security Architecture&lt;/text&gt;&lt;/svg&gt;</w:t>
       </w:r>
     </w:p>
     <w:p>
@@ -20369,7 +20369,7 @@
           <w:rFonts w:ascii="Consolas" w:hAnsi="Consolas"/>
           <w:sz w:val="16"/>
         </w:rPr>
-        <w:t>&lt;svg xmlns="http://www.w3.org/2000/svg" width="840" height="460" data-tpl="grid_matrix" data-pal="4-5" viewBox="0 0 840 460" font-family="Inter, Segoe UI, Arial, sans-serif"&gt;&lt;defs&gt;&lt;marker id="ar" markerWidth="9" markerHeight="9" refX="7" refY="3" orient="auto"&gt;&lt;path d="M0,0 L7,3 L0,6 z" fill="#94a3b8"/&gt;&lt;/marker&gt;&lt;marker id="arw" markerWidth="9" markerHeight="9" refX="7" refY="3" orient="auto"&gt;&lt;path d="M0,0 L7,3 L0,6 z" fill="#ffffff"/&gt;&lt;/marker&gt;&lt;filter id="sh" x="-20%" y="-20%" width="140%" height="140%"&gt;&lt;feDropShadow dx="0" dy="2" stdDeviation="3" flood-color="#0f172a" flood-opacity="0.16"/&gt;&lt;/filter&gt;&lt;/defs&gt;&lt;defs&gt;&lt;linearGradient id="bn40d179e" x1="0" y1="0" x2="1" y2="0"&gt;&lt;stop offset="0" stop-color="#db2777"/&gt;&lt;stop offset="1" stop-color="#9f1239"/&gt;&lt;/linearGradient&gt;&lt;/defs&gt;&lt;rect width="840" height="460" rx="14" fill="#ffffff"/&gt;&lt;rect x="0" y="0" width="840" height="48" rx="14" fill="url(#bn40d179e)"/&gt;&lt;rect x="0" y="32" width="840" height="16" fill="url(#bn40d179e)"/&gt;&lt;text x="420" y="25" text-anchor="middle" font-size="15" font-weight="700" fill="#ffffff" dominant-baseline="middle"&gt;Operating Model - Certification Preparation and Review&lt;/text&gt;&lt;text x="276" y="78" text-anchor="middle" font-size="10.5" font-weight="700" fill="#64748b" dominant-baseline="middle"&gt;Plan&lt;/text&gt;&lt;text x="430" y="78" text-anchor="middle" font-size="10.5" font-weight="700" fill="#64748b" dominant-baseline="middle"&gt;Build&lt;/text&gt;&lt;text x="582" y="78" text-anchor="middle" font-size="10.5" font-weight="700" fill="#64748b" dominant-baseline="middle"&gt;Run&lt;/text&gt;&lt;text x="736" y="78" text-anchor="middle" font-size="10.5" font-weight="700" fill="#64748b" dominant-baseline="middle"&gt;Improve&lt;/text&gt;&lt;text x="188" y="125" text-anchor="end" font-size="10.5" font-weight="600" fill="#0f172a" dominant-baseline="middle"&gt;Domain Adaptation and…&lt;/text&gt;&lt;rect x="203" y="93" width="147" height="64" rx="8" fill="#db2777"/&gt;&lt;rect x="203" y="93" width="147" height="64" rx="8" fill="#ffffff" fill-opacity="0.25"/&gt;&lt;rect x="356" y="93" width="147" height="64" rx="8" fill="#9f1239"/&gt;&lt;rect x="356" y="93" width="147" height="64" rx="8" fill="#ffffff" fill-opacity="0.12"/&gt;&lt;rect x="509" y="93" width="147" height="64" rx="8" fill="#be123c"/&gt;&lt;rect x="509" y="93" width="147" height="64" rx="8" fill="#ffffff" fill-opacity="0.12"/&gt;&lt;rect x="662" y="93" width="147" height="64" rx="8" fill="#e11d48"/&gt;&lt;rect x="662" y="93" width="147" height="64" rx="8" fill="#ffffff" fill-opacity="0.00"/&gt;&lt;text x="188" y="195" text-anchor="end" font-size="10.5" font-weight="600" fill="#0f172a" dominant-baseline="middle"&gt;Embedding Drift and R…&lt;/text&gt;&lt;rect x="203" y="163" width="147" height="64" rx="8" fill="#9f1239"/&gt;&lt;rect x="203" y="163" width="147" height="64" rx="8" fill="#ffffff" fill-opacity="0.12"/&gt;&lt;rect x="356" y="163" width="147" height="64" rx="8" fill="#be123c"/&gt;&lt;rect x="356" y="163" width="147" height="64" rx="8" fill="#ffffff" fill-opacity="0.00"/&gt;&lt;rect x="509" y="163" width="147" height="64" rx="8" fill="#e11d48"/&gt;&lt;rect x="509" y="163" width="147" height="64" rx="8" fill="#ffffff" fill-opacity="0.50"/&gt;&lt;rect x="662" y="163" width="147" height="64" rx="8" fill="#f43f5e"/&gt;&lt;rect x="662" y="163" width="147" height="64" rx="8" fill="#ffffff" fill-opacity="0.12"/&gt;&lt;text x="188" y="265" text-anchor="end" font-size="10.5" font-weight="600" fill="#0f172a" dominant-baseline="middle"&gt;Hybrid Search&lt;/text&gt;&lt;rect x="203" y="233" width="147" height="64" rx="8" fill="#be123c"/&gt;&lt;rect x="203" y="233" width="147" height="64" rx="8" fill="#ffffff" fill-opacity="0.62"/&gt;&lt;rect x="356" y="233" width="147" height="64" rx="8" fill="#e11d48"/&gt;&lt;rect x="356" y="233" width="147" height="64" rx="8" fill="#ffffff" fill-opacity="0.25"/&gt;&lt;rect x="509" y="233" width="147" height="64" rx="8" fill="#f43f5e"/&gt;&lt;rect x="509" y="233" width="147" height="64" rx="8" fill="#ffffff" fill-opacity="0.25"/&gt;&lt;rect x="662" y="233" width="147" height="64" rx="8" fill="#fb7185"/&gt;&lt;rect x="662" y="233" width="147" height="64" rx="8" fill="#ffffff" fill-opacity="0.50"/&gt;&lt;text x="188" y="335" text-anchor="end" font-size="10.5" font-weight="600" fill="#0f172a" dominant-baseline="middle"&gt;Operating an Embeddin…&lt;/text&gt;&lt;rect x="203" y="303" width="147" height="64" rx="8" fill="#e11d48"/&gt;&lt;rect x="203" y="303" width="147" height="64" rx="8" fill="#ffffff" fill-opacity="0.62"/&gt;&lt;rect x="356" y="303" width="147" height="64" rx="8" fill="#f43f5e"/&gt;&lt;rect x="356" y="303" width="147" height="64" rx="8" fill="#ffffff" fill-opacity="0.12"/&gt;&lt;rect x="509" y="303" width="147" height="64" rx="8" fill="#fb7185"/&gt;&lt;rect x="509" y="303" width="147" height="64" rx="8" fill="#ffffff" fill-opacity="0.12"/&gt;&lt;rect x="662" y="303" width="147" height="64" rx="8" fill="#db2777"/&gt;&lt;rect x="662" y="303" width="147" height="64" rx="8" fill="#ffffff" fill-opacity="0.00"/&gt;&lt;text x="28" y="446" text-anchor="start" font-size="9.5" font-weight="500" fill="#64748b" dominant-baseline="middle"&gt;Embeddings  •  Operating Model&lt;/text&gt;&lt;/svg&gt;</w:t>
+        <w:t>&lt;svg xmlns="http://www.w3.org/2000/svg" width="840" height="460" data-tpl="grid_matrix" data-pal="4-5" viewBox="0 0 840 460" font-family="Inter, Segoe UI, Arial, sans-serif"&gt;&lt;defs&gt;&lt;marker id="ar" markerWidth="9" markerHeight="9" refX="7" refY="3" orient="auto"&gt;&lt;path d="M0,0 L7,3 L0,6 z" fill="#94a3b8"/&gt;&lt;/marker&gt;&lt;marker id="arw" markerWidth="9" markerHeight="9" refX="7" refY="3" orient="auto"&gt;&lt;path d="M0,0 L7,3 L0,6 z" fill="#ffffff"/&gt;&lt;/marker&gt;&lt;filter id="sh" x="-20%" y="-20%" width="140%" height="140%"&gt;&lt;feDropShadow dx="0" dy="2" stdDeviation="3" flood-color="#0f172a" flood-opacity="0.16"/&gt;&lt;/filter&gt;&lt;/defs&gt;&lt;defs&gt;&lt;linearGradient id="bn40d179e" x1="0" y1="0" x2="1" y2="0"&gt;&lt;stop offset="0" stop-color="#db2777"/&gt;&lt;stop offset="1" stop-color="#9f1239"/&gt;&lt;/linearGradient&gt;&lt;/defs&gt;&lt;rect width="840" height="460" rx="14" fill="#ffffff"/&gt;&lt;rect x="0" y="0" width="840" height="48" rx="14" fill="url(#bn40d179e)"/&gt;&lt;rect x="0" y="32" width="840" height="16" fill="url(#bn40d179e)"/&gt;&lt;text x="420" y="25" text-anchor="middle" font-size="14.5" font-weight="700" fill="#ffffff" dominant-baseline="middle"&gt;Operating Model - Certification Preparation and Review&lt;/text&gt;&lt;text x="276" y="78" text-anchor="middle" font-size="10.5" font-weight="700" fill="#64748b" dominant-baseline="middle"&gt;Plan&lt;/text&gt;&lt;text x="430" y="78" text-anchor="middle" font-size="10.5" font-weight="700" fill="#64748b" dominant-baseline="middle"&gt;Build&lt;/text&gt;&lt;text x="582" y="78" text-anchor="middle" font-size="10.5" font-weight="700" fill="#64748b" dominant-baseline="middle"&gt;Run&lt;/text&gt;&lt;text x="736" y="78" text-anchor="middle" font-size="10.5" font-weight="700" fill="#64748b" dominant-baseline="middle"&gt;Improve&lt;/text&gt;&lt;text x="188" y="119" text-anchor="end" font-size="10" font-weight="600" fill="#0f172a" dominant-baseline="middle"&gt;Domain Adaptation and&lt;/text&gt;&lt;text x="188" y="131" text-anchor="end" font-size="10" font-weight="600" fill="#0f172a" dominant-baseline="middle"&gt;Fine-Tuning&lt;/text&gt;&lt;rect x="203" y="93" width="147" height="64" rx="8" fill="#db2777"/&gt;&lt;rect x="203" y="93" width="147" height="64" rx="8" fill="#ffffff" fill-opacity="0.25"/&gt;&lt;rect x="356" y="93" width="147" height="64" rx="8" fill="#9f1239"/&gt;&lt;rect x="356" y="93" width="147" height="64" rx="8" fill="#ffffff" fill-opacity="0.12"/&gt;&lt;rect x="509" y="93" width="147" height="64" rx="8" fill="#be123c"/&gt;&lt;rect x="509" y="93" width="147" height="64" rx="8" fill="#ffffff" fill-opacity="0.12"/&gt;&lt;rect x="662" y="93" width="147" height="64" rx="8" fill="#e11d48"/&gt;&lt;rect x="662" y="93" width="147" height="64" rx="8" fill="#ffffff" fill-opacity="0.00"/&gt;&lt;text x="188" y="189" text-anchor="end" font-size="10" font-weight="600" fill="#0f172a" dominant-baseline="middle"&gt;Embedding Drift and&lt;/text&gt;&lt;text x="188" y="201" text-anchor="end" font-size="10" font-weight="600" fill="#0f172a" dominant-baseline="middle"&gt;Re-Indexing&lt;/text&gt;&lt;rect x="203" y="163" width="147" height="64" rx="8" fill="#9f1239"/&gt;&lt;rect x="203" y="163" width="147" height="64" rx="8" fill="#ffffff" fill-opacity="0.12"/&gt;&lt;rect x="356" y="163" width="147" height="64" rx="8" fill="#be123c"/&gt;&lt;rect x="356" y="163" width="147" height="64" rx="8" fill="#ffffff" fill-opacity="0.00"/&gt;&lt;rect x="509" y="163" width="147" height="64" rx="8" fill="#e11d48"/&gt;&lt;rect x="509" y="163" width="147" height="64" rx="8" fill="#ffffff" fill-opacity="0.50"/&gt;&lt;rect x="662" y="163" width="147" height="64" rx="8" fill="#f43f5e"/&gt;&lt;rect x="662" y="163" width="147" height="64" rx="8" fill="#ffffff" fill-opacity="0.12"/&gt;&lt;text x="188" y="265" text-anchor="end" font-size="10" font-weight="600" fill="#0f172a" dominant-baseline="middle"&gt;Hybrid Search&lt;/text&gt;&lt;rect x="203" y="233" width="147" height="64" rx="8" fill="#be123c"/&gt;&lt;rect x="203" y="233" width="147" height="64" rx="8" fill="#ffffff" fill-opacity="0.62"/&gt;&lt;rect x="356" y="233" width="147" height="64" rx="8" fill="#e11d48"/&gt;&lt;rect x="356" y="233" width="147" height="64" rx="8" fill="#ffffff" fill-opacity="0.25"/&gt;&lt;rect x="509" y="233" width="147" height="64" rx="8" fill="#f43f5e"/&gt;&lt;rect x="509" y="233" width="147" height="64" rx="8" fill="#ffffff" fill-opacity="0.25"/&gt;&lt;rect x="662" y="233" width="147" height="64" rx="8" fill="#fb7185"/&gt;&lt;rect x="662" y="233" width="147" height="64" rx="8" fill="#ffffff" fill-opacity="0.50"/&gt;&lt;text x="188" y="329" text-anchor="end" font-size="10" font-weight="600" fill="#0f172a" dominant-baseline="middle"&gt;Operating an Embedding&lt;/text&gt;&lt;text x="188" y="341" text-anchor="end" font-size="10" font-weight="600" fill="#0f172a" dominant-baseline="middle"&gt;Service&lt;/text&gt;&lt;rect x="203" y="303" width="147" height="64" rx="8" fill="#e11d48"/&gt;&lt;rect x="203" y="303" width="147" height="64" rx="8" fill="#ffffff" fill-opacity="0.62"/&gt;&lt;rect x="356" y="303" width="147" height="64" rx="8" fill="#f43f5e"/&gt;&lt;rect x="356" y="303" width="147" height="64" rx="8" fill="#ffffff" fill-opacity="0.12"/&gt;&lt;rect x="509" y="303" width="147" height="64" rx="8" fill="#fb7185"/&gt;&lt;rect x="509" y="303" width="147" height="64" rx="8" fill="#ffffff" fill-opacity="0.12"/&gt;&lt;rect x="662" y="303" width="147" height="64" rx="8" fill="#db2777"/&gt;&lt;rect x="662" y="303" width="147" height="64" rx="8" fill="#ffffff" fill-opacity="0.00"/&gt;&lt;text x="28" y="446" text-anchor="start" font-size="9.5" font-weight="500" fill="#64748b" dominant-baseline="middle"&gt;Embeddings  •  Operating Model&lt;/text&gt;&lt;/svg&gt;</w:t>
       </w:r>
     </w:p>
     <w:p>
